--- a/KVoF挑战.docx
+++ b/KVoF挑战.docx
@@ -5,7 +5,7 @@
     <w:p>
       <w:pPr>
         <w:pStyle w:val="8"/>
-        <w:framePr w:hRule="auto" w:wrap="auto" w:vAnchor="margin" w:hAnchor="text" w:yAlign="inline"/>
+        <w:framePr w:wrap="auto" w:vAnchor="margin" w:hAnchor="text" w:yAlign="inline"/>
         <w:bidi w:val="0"/>
       </w:pPr>
       <w:r>
@@ -162,14 +162,14 @@
     <w:p>
       <w:pPr>
         <w:pStyle w:val="8"/>
-        <w:framePr w:hRule="auto" w:wrap="auto" w:vAnchor="margin" w:hAnchor="text" w:yAlign="inline"/>
-        <w:bidi w:val="0"/>
-      </w:pPr>
-    </w:p>
-    <w:p>
-      <w:pPr>
-        <w:pStyle w:val="8"/>
-        <w:framePr w:hRule="auto" w:wrap="auto" w:vAnchor="margin" w:hAnchor="text" w:yAlign="inline"/>
+        <w:framePr w:wrap="auto" w:vAnchor="margin" w:hAnchor="text" w:yAlign="inline"/>
+        <w:bidi w:val="0"/>
+      </w:pPr>
+    </w:p>
+    <w:p>
+      <w:pPr>
+        <w:pStyle w:val="8"/>
+        <w:framePr w:wrap="auto" w:vAnchor="margin" w:hAnchor="text" w:yAlign="inline"/>
         <w:bidi w:val="0"/>
       </w:pPr>
       <w:r>
@@ -311,14 +311,14 @@
     <w:p>
       <w:pPr>
         <w:pStyle w:val="8"/>
-        <w:framePr w:hRule="auto" w:wrap="auto" w:vAnchor="margin" w:hAnchor="text" w:yAlign="inline"/>
-        <w:bidi w:val="0"/>
-      </w:pPr>
-    </w:p>
-    <w:p>
-      <w:pPr>
-        <w:pStyle w:val="8"/>
-        <w:framePr w:hRule="auto" w:wrap="auto" w:vAnchor="margin" w:hAnchor="text" w:yAlign="inline"/>
+        <w:framePr w:wrap="auto" w:vAnchor="margin" w:hAnchor="text" w:yAlign="inline"/>
+        <w:bidi w:val="0"/>
+      </w:pPr>
+    </w:p>
+    <w:p>
+      <w:pPr>
+        <w:pStyle w:val="8"/>
+        <w:framePr w:wrap="auto" w:vAnchor="margin" w:hAnchor="text" w:yAlign="inline"/>
         <w:bidi w:val="0"/>
       </w:pPr>
       <w:r>
@@ -442,14 +442,14 @@
     <w:p>
       <w:pPr>
         <w:pStyle w:val="8"/>
-        <w:framePr w:hRule="auto" w:wrap="auto" w:vAnchor="margin" w:hAnchor="text" w:yAlign="inline"/>
-        <w:bidi w:val="0"/>
-      </w:pPr>
-    </w:p>
-    <w:p>
-      <w:pPr>
-        <w:pStyle w:val="8"/>
-        <w:framePr w:hRule="auto" w:wrap="auto" w:vAnchor="margin" w:hAnchor="text" w:yAlign="inline"/>
+        <w:framePr w:wrap="auto" w:vAnchor="margin" w:hAnchor="text" w:yAlign="inline"/>
+        <w:bidi w:val="0"/>
+      </w:pPr>
+    </w:p>
+    <w:p>
+      <w:pPr>
+        <w:pStyle w:val="8"/>
+        <w:framePr w:wrap="auto" w:vAnchor="margin" w:hAnchor="text" w:yAlign="inline"/>
         <w:bidi w:val="0"/>
       </w:pPr>
       <w:r>
@@ -534,14 +534,14 @@
     <w:p>
       <w:pPr>
         <w:pStyle w:val="8"/>
-        <w:framePr w:hRule="auto" w:wrap="auto" w:vAnchor="margin" w:hAnchor="text" w:yAlign="inline"/>
-        <w:bidi w:val="0"/>
-      </w:pPr>
-    </w:p>
-    <w:p>
-      <w:pPr>
-        <w:pStyle w:val="8"/>
-        <w:framePr w:hRule="auto" w:wrap="auto" w:vAnchor="margin" w:hAnchor="text" w:yAlign="inline"/>
+        <w:framePr w:wrap="auto" w:vAnchor="margin" w:hAnchor="text" w:yAlign="inline"/>
+        <w:bidi w:val="0"/>
+      </w:pPr>
+    </w:p>
+    <w:p>
+      <w:pPr>
+        <w:pStyle w:val="8"/>
+        <w:framePr w:wrap="auto" w:vAnchor="margin" w:hAnchor="text" w:yAlign="inline"/>
         <w:bidi w:val="0"/>
         <w:rPr>
           <w:rFonts w:hint="eastAsia"/>
@@ -559,7 +559,7 @@
     <w:p>
       <w:pPr>
         <w:pStyle w:val="8"/>
-        <w:framePr w:hRule="auto" w:wrap="auto" w:vAnchor="margin" w:hAnchor="text" w:yAlign="inline"/>
+        <w:framePr w:wrap="auto" w:vAnchor="margin" w:hAnchor="text" w:yAlign="inline"/>
         <w:numPr>
           <w:ilvl w:val="0"/>
           <w:numId w:val="1"/>
@@ -581,7 +581,7 @@
     <w:p>
       <w:pPr>
         <w:pStyle w:val="8"/>
-        <w:framePr w:hRule="auto" w:wrap="auto" w:vAnchor="margin" w:hAnchor="text" w:yAlign="inline"/>
+        <w:framePr w:wrap="auto" w:vAnchor="margin" w:hAnchor="text" w:yAlign="inline"/>
         <w:numPr>
           <w:ilvl w:val="1"/>
           <w:numId w:val="1"/>
@@ -597,7 +597,7 @@
     <w:p>
       <w:pPr>
         <w:pStyle w:val="8"/>
-        <w:framePr w:hRule="auto" w:wrap="auto" w:vAnchor="margin" w:hAnchor="text" w:yAlign="inline"/>
+        <w:framePr w:wrap="auto" w:vAnchor="margin" w:hAnchor="text" w:yAlign="inline"/>
         <w:numPr>
           <w:ilvl w:val="1"/>
           <w:numId w:val="1"/>
@@ -613,7 +613,7 @@
     <w:p>
       <w:pPr>
         <w:pStyle w:val="8"/>
-        <w:framePr w:hRule="auto" w:wrap="auto" w:vAnchor="margin" w:hAnchor="text" w:yAlign="inline"/>
+        <w:framePr w:wrap="auto" w:vAnchor="margin" w:hAnchor="text" w:yAlign="inline"/>
         <w:numPr>
           <w:ilvl w:val="0"/>
           <w:numId w:val="1"/>
@@ -636,7 +636,7 @@
     <w:p>
       <w:pPr>
         <w:pStyle w:val="8"/>
-        <w:framePr w:hRule="auto" w:wrap="auto" w:vAnchor="margin" w:hAnchor="text" w:yAlign="inline"/>
+        <w:framePr w:wrap="auto" w:vAnchor="margin" w:hAnchor="text" w:yAlign="inline"/>
         <w:numPr>
           <w:ilvl w:val="1"/>
           <w:numId w:val="1"/>
@@ -659,8 +659,9 @@
     <w:p>
       <w:pPr>
         <w:pStyle w:val="8"/>
-        <w:framePr w:hRule="auto" w:wrap="auto" w:vAnchor="margin" w:hAnchor="text" w:yAlign="inline"/>
+        <w:framePr w:wrap="auto" w:vAnchor="margin" w:hAnchor="text" w:yAlign="inline"/>
         <w:numPr>
+          <w:ilvl w:val="0"/>
           <w:numId w:val="0"/>
         </w:numPr>
         <w:bidi w:val="0"/>
@@ -677,9 +678,10 @@
         <w:keepNext w:val="0"/>
         <w:keepLines w:val="0"/>
         <w:pageBreakBefore w:val="0"/>
-        <w:framePr w:hRule="auto" w:wrap="auto" w:vAnchor="margin" w:hAnchor="text" w:yAlign="inline"/>
+        <w:framePr w:wrap="auto" w:vAnchor="margin" w:hAnchor="text" w:yAlign="inline"/>
         <w:widowControl/>
         <w:numPr>
+          <w:ilvl w:val="0"/>
           <w:numId w:val="0"/>
         </w:numPr>
         <w:suppressLineNumbers w:val="0"/>
@@ -709,9 +711,10 @@
         <w:keepNext w:val="0"/>
         <w:keepLines w:val="0"/>
         <w:pageBreakBefore w:val="0"/>
-        <w:framePr w:hRule="auto" w:wrap="auto" w:vAnchor="margin" w:hAnchor="text" w:yAlign="inline"/>
+        <w:framePr w:wrap="auto" w:vAnchor="margin" w:hAnchor="text" w:yAlign="inline"/>
         <w:widowControl/>
         <w:numPr>
+          <w:ilvl w:val="0"/>
           <w:numId w:val="0"/>
         </w:numPr>
         <w:suppressLineNumbers w:val="0"/>
@@ -748,7 +751,7 @@
         <w:keepNext w:val="0"/>
         <w:keepLines w:val="0"/>
         <w:pageBreakBefore w:val="0"/>
-        <w:framePr w:hRule="auto" w:wrap="auto" w:vAnchor="margin" w:hAnchor="text" w:yAlign="inline"/>
+        <w:framePr w:wrap="auto" w:vAnchor="margin" w:hAnchor="text" w:yAlign="inline"/>
         <w:widowControl/>
         <w:numPr>
           <w:ilvl w:val="0"/>
@@ -788,7 +791,7 @@
         <w:keepNext w:val="0"/>
         <w:keepLines w:val="0"/>
         <w:pageBreakBefore w:val="0"/>
-        <w:framePr w:hRule="auto" w:wrap="auto" w:vAnchor="margin" w:hAnchor="text" w:yAlign="inline"/>
+        <w:framePr w:wrap="auto" w:vAnchor="margin" w:hAnchor="text" w:yAlign="inline"/>
         <w:widowControl/>
         <w:numPr>
           <w:ilvl w:val="1"/>
@@ -828,7 +831,7 @@
         <w:keepNext w:val="0"/>
         <w:keepLines w:val="0"/>
         <w:pageBreakBefore w:val="0"/>
-        <w:framePr w:hRule="auto" w:wrap="auto" w:vAnchor="margin" w:hAnchor="text" w:yAlign="inline"/>
+        <w:framePr w:wrap="auto" w:vAnchor="margin" w:hAnchor="text" w:yAlign="inline"/>
         <w:widowControl/>
         <w:numPr>
           <w:ilvl w:val="1"/>
@@ -868,9 +871,10 @@
         <w:keepNext w:val="0"/>
         <w:keepLines w:val="0"/>
         <w:pageBreakBefore w:val="0"/>
-        <w:framePr w:hRule="auto" w:wrap="auto" w:vAnchor="margin" w:hAnchor="text" w:yAlign="inline"/>
+        <w:framePr w:wrap="auto" w:vAnchor="margin" w:hAnchor="text" w:yAlign="inline"/>
         <w:widowControl/>
         <w:numPr>
+          <w:ilvl w:val="0"/>
           <w:numId w:val="0"/>
         </w:numPr>
         <w:suppressLineNumbers w:val="0"/>
@@ -897,14 +901,14 @@
     <w:p>
       <w:pPr>
         <w:pStyle w:val="8"/>
-        <w:framePr w:hRule="auto" w:wrap="auto" w:vAnchor="margin" w:hAnchor="text" w:yAlign="inline"/>
-        <w:bidi w:val="0"/>
-      </w:pPr>
-    </w:p>
-    <w:p>
-      <w:pPr>
-        <w:pStyle w:val="8"/>
-        <w:framePr w:hRule="auto" w:wrap="auto" w:vAnchor="margin" w:hAnchor="text" w:yAlign="inline"/>
+        <w:framePr w:wrap="auto" w:vAnchor="margin" w:hAnchor="text" w:yAlign="inline"/>
+        <w:bidi w:val="0"/>
+      </w:pPr>
+    </w:p>
+    <w:p>
+      <w:pPr>
+        <w:pStyle w:val="8"/>
+        <w:framePr w:wrap="auto" w:vAnchor="margin" w:hAnchor="text" w:yAlign="inline"/>
         <w:bidi w:val="0"/>
       </w:pPr>
       <w:r>
@@ -917,7 +921,7 @@
     <w:p>
       <w:pPr>
         <w:pStyle w:val="8"/>
-        <w:framePr w:hRule="auto" w:wrap="auto" w:vAnchor="margin" w:hAnchor="text" w:yAlign="inline"/>
+        <w:framePr w:wrap="auto" w:vAnchor="margin" w:hAnchor="text" w:yAlign="inline"/>
         <w:numPr>
           <w:ilvl w:val="0"/>
           <w:numId w:val="3"/>
@@ -1039,7 +1043,7 @@
     <w:p>
       <w:pPr>
         <w:pStyle w:val="8"/>
-        <w:framePr w:hRule="auto" w:wrap="auto" w:vAnchor="margin" w:hAnchor="text" w:yAlign="inline"/>
+        <w:framePr w:wrap="auto" w:vAnchor="margin" w:hAnchor="text" w:yAlign="inline"/>
         <w:numPr>
           <w:ilvl w:val="0"/>
           <w:numId w:val="3"/>
@@ -1064,7 +1068,7 @@
     <w:p>
       <w:pPr>
         <w:pStyle w:val="8"/>
-        <w:framePr w:hRule="auto" w:wrap="auto" w:vAnchor="margin" w:hAnchor="text" w:yAlign="inline"/>
+        <w:framePr w:wrap="auto" w:vAnchor="margin" w:hAnchor="text" w:yAlign="inline"/>
         <w:numPr>
           <w:ilvl w:val="0"/>
           <w:numId w:val="3"/>
@@ -1081,7 +1085,7 @@
     <w:p>
       <w:pPr>
         <w:pStyle w:val="8"/>
-        <w:framePr w:hRule="auto" w:wrap="auto" w:vAnchor="margin" w:hAnchor="text" w:yAlign="inline"/>
+        <w:framePr w:wrap="auto" w:vAnchor="margin" w:hAnchor="text" w:yAlign="inline"/>
         <w:bidi w:val="0"/>
         <w:rPr>
           <w:rFonts w:hint="default"/>
@@ -1093,21 +1097,21 @@
     <w:p>
       <w:pPr>
         <w:pStyle w:val="8"/>
-        <w:framePr w:hRule="auto" w:wrap="auto" w:vAnchor="margin" w:hAnchor="text" w:yAlign="inline"/>
-        <w:bidi w:val="0"/>
-      </w:pPr>
-    </w:p>
-    <w:p>
-      <w:pPr>
-        <w:pStyle w:val="8"/>
-        <w:framePr w:hRule="auto" w:wrap="auto" w:vAnchor="margin" w:hAnchor="text" w:yAlign="inline"/>
-        <w:bidi w:val="0"/>
-      </w:pPr>
-    </w:p>
-    <w:p>
-      <w:pPr>
-        <w:pStyle w:val="8"/>
-        <w:framePr w:hRule="auto" w:wrap="auto" w:vAnchor="margin" w:hAnchor="text" w:yAlign="inline"/>
+        <w:framePr w:wrap="auto" w:vAnchor="margin" w:hAnchor="text" w:yAlign="inline"/>
+        <w:bidi w:val="0"/>
+      </w:pPr>
+    </w:p>
+    <w:p>
+      <w:pPr>
+        <w:pStyle w:val="8"/>
+        <w:framePr w:wrap="auto" w:vAnchor="margin" w:hAnchor="text" w:yAlign="inline"/>
+        <w:bidi w:val="0"/>
+      </w:pPr>
+    </w:p>
+    <w:p>
+      <w:pPr>
+        <w:pStyle w:val="8"/>
+        <w:framePr w:wrap="auto" w:vAnchor="margin" w:hAnchor="text" w:yAlign="inline"/>
         <w:bidi w:val="0"/>
       </w:pPr>
       <w:r>
@@ -1120,7 +1124,7 @@
     <w:p>
       <w:pPr>
         <w:pStyle w:val="8"/>
-        <w:framePr w:hRule="auto" w:wrap="auto" w:vAnchor="margin" w:hAnchor="text" w:yAlign="inline"/>
+        <w:framePr w:wrap="auto" w:vAnchor="margin" w:hAnchor="text" w:yAlign="inline"/>
         <w:numPr>
           <w:ilvl w:val="0"/>
           <w:numId w:val="4"/>
@@ -1267,7 +1271,7 @@
     <w:p>
       <w:pPr>
         <w:pStyle w:val="8"/>
-        <w:framePr w:hRule="auto" w:wrap="auto" w:vAnchor="margin" w:hAnchor="text" w:yAlign="inline"/>
+        <w:framePr w:wrap="auto" w:vAnchor="margin" w:hAnchor="text" w:yAlign="inline"/>
         <w:numPr>
           <w:ilvl w:val="1"/>
           <w:numId w:val="4"/>
@@ -1291,7 +1295,7 @@
     <w:p>
       <w:pPr>
         <w:pStyle w:val="8"/>
-        <w:framePr w:hRule="auto" w:wrap="auto" w:vAnchor="margin" w:hAnchor="text" w:yAlign="inline"/>
+        <w:framePr w:wrap="auto" w:vAnchor="margin" w:hAnchor="text" w:yAlign="inline"/>
         <w:numPr>
           <w:ilvl w:val="0"/>
           <w:numId w:val="4"/>
@@ -1315,7 +1319,7 @@
     <w:p>
       <w:pPr>
         <w:pStyle w:val="8"/>
-        <w:framePr w:hRule="auto" w:wrap="auto" w:vAnchor="margin" w:hAnchor="text" w:yAlign="inline"/>
+        <w:framePr w:wrap="auto" w:vAnchor="margin" w:hAnchor="text" w:yAlign="inline"/>
         <w:numPr>
           <w:ilvl w:val="1"/>
           <w:numId w:val="4"/>
@@ -1340,7 +1344,7 @@
     <w:p>
       <w:pPr>
         <w:pStyle w:val="8"/>
-        <w:framePr w:hRule="auto" w:wrap="auto" w:vAnchor="margin" w:hAnchor="text" w:yAlign="inline"/>
+        <w:framePr w:wrap="auto" w:vAnchor="margin" w:hAnchor="text" w:yAlign="inline"/>
         <w:numPr>
           <w:ilvl w:val="2"/>
           <w:numId w:val="4"/>
@@ -1365,7 +1369,7 @@
     <w:p>
       <w:pPr>
         <w:pStyle w:val="8"/>
-        <w:framePr w:hRule="auto" w:wrap="auto" w:vAnchor="margin" w:hAnchor="text" w:yAlign="inline"/>
+        <w:framePr w:wrap="auto" w:vAnchor="margin" w:hAnchor="text" w:yAlign="inline"/>
         <w:numPr>
           <w:ilvl w:val="2"/>
           <w:numId w:val="4"/>
@@ -1390,7 +1394,7 @@
     <w:p>
       <w:pPr>
         <w:pStyle w:val="8"/>
-        <w:framePr w:hRule="auto" w:wrap="auto" w:vAnchor="margin" w:hAnchor="text" w:yAlign="inline"/>
+        <w:framePr w:wrap="auto" w:vAnchor="margin" w:hAnchor="text" w:yAlign="inline"/>
         <w:numPr>
           <w:ilvl w:val="1"/>
           <w:numId w:val="4"/>
@@ -1415,7 +1419,7 @@
     <w:p>
       <w:pPr>
         <w:pStyle w:val="8"/>
-        <w:framePr w:hRule="auto" w:wrap="auto" w:vAnchor="margin" w:hAnchor="text" w:yAlign="inline"/>
+        <w:framePr w:wrap="auto" w:vAnchor="margin" w:hAnchor="text" w:yAlign="inline"/>
         <w:numPr>
           <w:ilvl w:val="1"/>
           <w:numId w:val="4"/>
@@ -1440,7 +1444,7 @@
     <w:p>
       <w:pPr>
         <w:pStyle w:val="8"/>
-        <w:framePr w:hRule="auto" w:wrap="auto" w:vAnchor="margin" w:hAnchor="text" w:yAlign="inline"/>
+        <w:framePr w:wrap="auto" w:vAnchor="margin" w:hAnchor="text" w:yAlign="inline"/>
         <w:numPr>
           <w:ilvl w:val="0"/>
           <w:numId w:val="4"/>
@@ -1464,8 +1468,9 @@
     <w:p>
       <w:pPr>
         <w:pStyle w:val="8"/>
-        <w:framePr w:hRule="auto" w:wrap="auto" w:vAnchor="margin" w:hAnchor="text" w:yAlign="inline"/>
+        <w:framePr w:wrap="auto" w:vAnchor="margin" w:hAnchor="text" w:yAlign="inline"/>
         <w:numPr>
+          <w:ilvl w:val="0"/>
           <w:numId w:val="0"/>
         </w:numPr>
         <w:bidi w:val="0"/>
@@ -1480,8 +1485,9 @@
     <w:p>
       <w:pPr>
         <w:pStyle w:val="8"/>
-        <w:framePr w:hRule="auto" w:wrap="auto" w:vAnchor="margin" w:hAnchor="text" w:yAlign="inline"/>
+        <w:framePr w:wrap="auto" w:vAnchor="margin" w:hAnchor="text" w:yAlign="inline"/>
         <w:numPr>
+          <w:ilvl w:val="0"/>
           <w:numId w:val="0"/>
         </w:numPr>
         <w:bidi w:val="0"/>
@@ -1504,7 +1510,7 @@
     <w:p>
       <w:pPr>
         <w:pStyle w:val="8"/>
-        <w:framePr w:hRule="auto" w:wrap="auto" w:vAnchor="margin" w:hAnchor="text" w:yAlign="inline"/>
+        <w:framePr w:wrap="auto" w:vAnchor="margin" w:hAnchor="text" w:yAlign="inline"/>
         <w:numPr>
           <w:ilvl w:val="0"/>
           <w:numId w:val="5"/>
@@ -1532,9 +1538,10 @@
         <w:keepNext w:val="0"/>
         <w:keepLines w:val="0"/>
         <w:pageBreakBefore w:val="0"/>
-        <w:framePr w:hRule="auto" w:wrap="auto" w:vAnchor="margin" w:hAnchor="text" w:yAlign="inline"/>
+        <w:framePr w:wrap="auto" w:vAnchor="margin" w:hAnchor="text" w:yAlign="inline"/>
         <w:widowControl/>
         <w:numPr>
+          <w:ilvl w:val="0"/>
           <w:numId w:val="0"/>
         </w:numPr>
         <w:suppressLineNumbers w:val="0"/>
@@ -1564,6 +1571,7 @@
         <w:pStyle w:val="2"/>
         <w:keepNext w:val="0"/>
         <w:keepLines w:val="0"/>
+        <w:framePr w:wrap="auto" w:vAnchor="margin" w:hAnchor="text" w:yAlign="inline"/>
         <w:widowControl/>
         <w:suppressLineNumbers w:val="0"/>
       </w:pPr>
@@ -1573,6 +1581,7 @@
     </w:p>
     <w:tbl>
       <w:tblPr>
+        <w:tblStyle w:val="3"/>
         <w:tblW w:w="0" w:type="auto"/>
         <w:tblCellSpacing w:w="15" w:type="dxa"/>
         <w:tblInd w:w="0" w:type="dxa"/>
@@ -1584,7 +1593,7 @@
           <w:insideH w:val="none" w:color="auto" w:sz="0" w:space="0"/>
           <w:insideV w:val="none" w:color="auto" w:sz="0" w:space="0"/>
         </w:tblBorders>
-        <w:shd w:val="clear"/>
+        <w:shd w:val="clear" w:color="auto" w:fill="auto"/>
         <w:tblLayout w:type="autofit"/>
         <w:tblCellMar>
           <w:top w:w="15" w:type="dxa"/>
@@ -1609,13 +1618,14 @@
         <w:tc>
           <w:tcPr>
             <w:tcW w:w="0" w:type="auto"/>
-            <w:shd w:val="clear"/>
+            <w:shd w:val="clear" w:color="auto" w:fill="auto"/>
             <w:vAlign w:val="center"/>
           </w:tcPr>
           <w:p>
             <w:pPr>
               <w:keepNext w:val="0"/>
               <w:keepLines w:val="0"/>
+              <w:framePr w:wrap="auto" w:vAnchor="margin" w:hAnchor="text" w:yAlign="inline"/>
               <w:widowControl/>
               <w:suppressLineNumbers w:val="0"/>
               <w:jc w:val="center"/>
@@ -1657,13 +1667,14 @@
         <w:tc>
           <w:tcPr>
             <w:tcW w:w="0" w:type="auto"/>
-            <w:shd w:val="clear"/>
+            <w:shd w:val="clear" w:color="auto" w:fill="auto"/>
             <w:vAlign w:val="center"/>
           </w:tcPr>
           <w:p>
             <w:pPr>
               <w:keepNext w:val="0"/>
               <w:keepLines w:val="0"/>
+              <w:framePr w:wrap="auto" w:vAnchor="margin" w:hAnchor="text" w:yAlign="inline"/>
               <w:widowControl/>
               <w:suppressLineNumbers w:val="0"/>
               <w:jc w:val="center"/>
@@ -1705,13 +1716,14 @@
         <w:tc>
           <w:tcPr>
             <w:tcW w:w="0" w:type="auto"/>
-            <w:shd w:val="clear"/>
+            <w:shd w:val="clear" w:color="auto" w:fill="auto"/>
             <w:vAlign w:val="center"/>
           </w:tcPr>
           <w:p>
             <w:pPr>
               <w:keepNext w:val="0"/>
               <w:keepLines w:val="0"/>
+              <w:framePr w:wrap="auto" w:vAnchor="margin" w:hAnchor="text" w:yAlign="inline"/>
               <w:widowControl/>
               <w:suppressLineNumbers w:val="0"/>
               <w:jc w:val="center"/>
@@ -1753,13 +1765,14 @@
         <w:tc>
           <w:tcPr>
             <w:tcW w:w="0" w:type="auto"/>
-            <w:shd w:val="clear"/>
+            <w:shd w:val="clear" w:color="auto" w:fill="auto"/>
             <w:vAlign w:val="center"/>
           </w:tcPr>
           <w:p>
             <w:pPr>
               <w:keepNext w:val="0"/>
               <w:keepLines w:val="0"/>
+              <w:framePr w:wrap="auto" w:vAnchor="margin" w:hAnchor="text" w:yAlign="inline"/>
               <w:widowControl/>
               <w:suppressLineNumbers w:val="0"/>
               <w:jc w:val="center"/>
@@ -1801,13 +1814,14 @@
         <w:tc>
           <w:tcPr>
             <w:tcW w:w="0" w:type="auto"/>
-            <w:shd w:val="clear"/>
+            <w:shd w:val="clear" w:color="auto" w:fill="auto"/>
             <w:vAlign w:val="center"/>
           </w:tcPr>
           <w:p>
             <w:pPr>
               <w:keepNext w:val="0"/>
               <w:keepLines w:val="0"/>
+              <w:framePr w:wrap="auto" w:vAnchor="margin" w:hAnchor="text" w:yAlign="inline"/>
               <w:widowControl/>
               <w:suppressLineNumbers w:val="0"/>
               <w:jc w:val="center"/>
@@ -1849,13 +1863,14 @@
         <w:tc>
           <w:tcPr>
             <w:tcW w:w="0" w:type="auto"/>
-            <w:shd w:val="clear"/>
+            <w:shd w:val="clear" w:color="auto" w:fill="auto"/>
             <w:vAlign w:val="center"/>
           </w:tcPr>
           <w:p>
             <w:pPr>
               <w:keepNext w:val="0"/>
               <w:keepLines w:val="0"/>
+              <w:framePr w:wrap="auto" w:vAnchor="margin" w:hAnchor="text" w:yAlign="inline"/>
               <w:widowControl/>
               <w:suppressLineNumbers w:val="0"/>
               <w:jc w:val="center"/>
@@ -1903,13 +1918,14 @@
         <w:tc>
           <w:tcPr>
             <w:tcW w:w="0" w:type="auto"/>
-            <w:shd w:val="clear"/>
+            <w:shd w:val="clear" w:color="auto" w:fill="auto"/>
             <w:vAlign w:val="center"/>
           </w:tcPr>
           <w:p>
             <w:pPr>
               <w:keepNext w:val="0"/>
               <w:keepLines w:val="0"/>
+              <w:framePr w:wrap="auto" w:vAnchor="margin" w:hAnchor="text" w:yAlign="inline"/>
               <w:widowControl/>
               <w:suppressLineNumbers w:val="0"/>
               <w:jc w:val="left"/>
@@ -1947,13 +1963,14 @@
         <w:tc>
           <w:tcPr>
             <w:tcW w:w="0" w:type="auto"/>
-            <w:shd w:val="clear"/>
+            <w:shd w:val="clear" w:color="auto" w:fill="auto"/>
             <w:vAlign w:val="center"/>
           </w:tcPr>
           <w:p>
             <w:pPr>
               <w:keepNext w:val="0"/>
               <w:keepLines w:val="0"/>
+              <w:framePr w:wrap="auto" w:vAnchor="margin" w:hAnchor="text" w:yAlign="inline"/>
               <w:widowControl/>
               <w:suppressLineNumbers w:val="0"/>
               <w:jc w:val="left"/>
@@ -1991,13 +2008,14 @@
         <w:tc>
           <w:tcPr>
             <w:tcW w:w="0" w:type="auto"/>
-            <w:shd w:val="clear"/>
+            <w:shd w:val="clear" w:color="auto" w:fill="auto"/>
             <w:vAlign w:val="center"/>
           </w:tcPr>
           <w:p>
             <w:pPr>
               <w:keepNext w:val="0"/>
               <w:keepLines w:val="0"/>
+              <w:framePr w:wrap="auto" w:vAnchor="margin" w:hAnchor="text" w:yAlign="inline"/>
               <w:widowControl/>
               <w:suppressLineNumbers w:val="0"/>
               <w:jc w:val="left"/>
@@ -2035,13 +2053,14 @@
         <w:tc>
           <w:tcPr>
             <w:tcW w:w="0" w:type="auto"/>
-            <w:shd w:val="clear"/>
+            <w:shd w:val="clear" w:color="auto" w:fill="auto"/>
             <w:vAlign w:val="center"/>
           </w:tcPr>
           <w:p>
             <w:pPr>
               <w:keepNext w:val="0"/>
               <w:keepLines w:val="0"/>
+              <w:framePr w:wrap="auto" w:vAnchor="margin" w:hAnchor="text" w:yAlign="inline"/>
               <w:widowControl/>
               <w:suppressLineNumbers w:val="0"/>
               <w:jc w:val="left"/>
@@ -2079,13 +2098,14 @@
         <w:tc>
           <w:tcPr>
             <w:tcW w:w="0" w:type="auto"/>
-            <w:shd w:val="clear"/>
+            <w:shd w:val="clear" w:color="auto" w:fill="auto"/>
             <w:vAlign w:val="center"/>
           </w:tcPr>
           <w:p>
             <w:pPr>
               <w:keepNext w:val="0"/>
               <w:keepLines w:val="0"/>
+              <w:framePr w:wrap="auto" w:vAnchor="margin" w:hAnchor="text" w:yAlign="inline"/>
               <w:widowControl/>
               <w:suppressLineNumbers w:val="0"/>
               <w:jc w:val="left"/>
@@ -2124,13 +2144,14 @@
         <w:tc>
           <w:tcPr>
             <w:tcW w:w="0" w:type="auto"/>
-            <w:shd w:val="clear"/>
+            <w:shd w:val="clear" w:color="auto" w:fill="auto"/>
             <w:vAlign w:val="center"/>
           </w:tcPr>
           <w:p>
             <w:pPr>
               <w:keepNext w:val="0"/>
               <w:keepLines w:val="0"/>
+              <w:framePr w:wrap="auto" w:vAnchor="margin" w:hAnchor="text" w:yAlign="inline"/>
               <w:widowControl/>
               <w:suppressLineNumbers w:val="0"/>
               <w:jc w:val="left"/>
@@ -2174,13 +2195,14 @@
         <w:tc>
           <w:tcPr>
             <w:tcW w:w="0" w:type="auto"/>
-            <w:shd w:val="clear"/>
+            <w:shd w:val="clear" w:color="auto" w:fill="auto"/>
             <w:vAlign w:val="center"/>
           </w:tcPr>
           <w:p>
             <w:pPr>
               <w:keepNext w:val="0"/>
               <w:keepLines w:val="0"/>
+              <w:framePr w:wrap="auto" w:vAnchor="margin" w:hAnchor="text" w:yAlign="inline"/>
               <w:widowControl/>
               <w:suppressLineNumbers w:val="0"/>
               <w:jc w:val="left"/>
@@ -2218,13 +2240,14 @@
         <w:tc>
           <w:tcPr>
             <w:tcW w:w="0" w:type="auto"/>
-            <w:shd w:val="clear"/>
+            <w:shd w:val="clear" w:color="auto" w:fill="auto"/>
             <w:vAlign w:val="center"/>
           </w:tcPr>
           <w:p>
             <w:pPr>
               <w:keepNext w:val="0"/>
               <w:keepLines w:val="0"/>
+              <w:framePr w:wrap="auto" w:vAnchor="margin" w:hAnchor="text" w:yAlign="inline"/>
               <w:widowControl/>
               <w:suppressLineNumbers w:val="0"/>
               <w:jc w:val="left"/>
@@ -2262,13 +2285,14 @@
         <w:tc>
           <w:tcPr>
             <w:tcW w:w="0" w:type="auto"/>
-            <w:shd w:val="clear"/>
+            <w:shd w:val="clear" w:color="auto" w:fill="auto"/>
             <w:vAlign w:val="center"/>
           </w:tcPr>
           <w:p>
             <w:pPr>
               <w:keepNext w:val="0"/>
               <w:keepLines w:val="0"/>
+              <w:framePr w:wrap="auto" w:vAnchor="margin" w:hAnchor="text" w:yAlign="inline"/>
               <w:widowControl/>
               <w:suppressLineNumbers w:val="0"/>
               <w:jc w:val="left"/>
@@ -2306,13 +2330,14 @@
         <w:tc>
           <w:tcPr>
             <w:tcW w:w="0" w:type="auto"/>
-            <w:shd w:val="clear"/>
+            <w:shd w:val="clear" w:color="auto" w:fill="auto"/>
             <w:vAlign w:val="center"/>
           </w:tcPr>
           <w:p>
             <w:pPr>
               <w:keepNext w:val="0"/>
               <w:keepLines w:val="0"/>
+              <w:framePr w:wrap="auto" w:vAnchor="margin" w:hAnchor="text" w:yAlign="inline"/>
               <w:widowControl/>
               <w:suppressLineNumbers w:val="0"/>
               <w:jc w:val="left"/>
@@ -2350,13 +2375,14 @@
         <w:tc>
           <w:tcPr>
             <w:tcW w:w="0" w:type="auto"/>
-            <w:shd w:val="clear"/>
+            <w:shd w:val="clear" w:color="auto" w:fill="auto"/>
             <w:vAlign w:val="center"/>
           </w:tcPr>
           <w:p>
             <w:pPr>
               <w:keepNext w:val="0"/>
               <w:keepLines w:val="0"/>
+              <w:framePr w:wrap="auto" w:vAnchor="margin" w:hAnchor="text" w:yAlign="inline"/>
               <w:widowControl/>
               <w:suppressLineNumbers w:val="0"/>
               <w:jc w:val="left"/>
@@ -2395,18 +2421,18 @@
         <w:tc>
           <w:tcPr>
             <w:tcW w:w="0" w:type="auto"/>
-            <w:shd w:val="clear"/>
+            <w:shd w:val="clear" w:color="auto" w:fill="auto"/>
             <w:vAlign w:val="center"/>
           </w:tcPr>
           <w:p>
             <w:pPr>
               <w:keepNext w:val="0"/>
               <w:keepLines w:val="0"/>
+              <w:framePr w:wrap="auto" w:vAnchor="margin" w:hAnchor="text" w:yAlign="inline"/>
               <w:widowControl/>
               <w:suppressLineNumbers w:val="0"/>
               <w:jc w:val="left"/>
             </w:pPr>
-            <w:bookmarkStart w:id="0" w:name="_GoBack"/>
             <w:r>
               <w:rPr>
                 <w:rFonts w:ascii="宋体" w:hAnsi="宋体" w:eastAsia="宋体" w:cs="宋体"/>
@@ -2436,7 +2462,6 @@
               <w:t>87%</w:t>
             </w:r>
           </w:p>
-          <w:bookmarkEnd w:id="0"/>
         </w:tc>
       </w:tr>
       <w:tr>
@@ -2447,13 +2472,14 @@
         <w:tc>
           <w:tcPr>
             <w:tcW w:w="0" w:type="auto"/>
-            <w:shd w:val="clear"/>
+            <w:shd w:val="clear" w:color="auto" w:fill="auto"/>
             <w:vAlign w:val="center"/>
           </w:tcPr>
           <w:p>
             <w:pPr>
               <w:keepNext w:val="0"/>
               <w:keepLines w:val="0"/>
+              <w:framePr w:wrap="auto" w:vAnchor="margin" w:hAnchor="text" w:yAlign="inline"/>
               <w:widowControl/>
               <w:suppressLineNumbers w:val="0"/>
               <w:jc w:val="left"/>
@@ -2491,13 +2517,14 @@
         <w:tc>
           <w:tcPr>
             <w:tcW w:w="0" w:type="auto"/>
-            <w:shd w:val="clear"/>
+            <w:shd w:val="clear" w:color="auto" w:fill="auto"/>
             <w:vAlign w:val="center"/>
           </w:tcPr>
           <w:p>
             <w:pPr>
               <w:keepNext w:val="0"/>
               <w:keepLines w:val="0"/>
+              <w:framePr w:wrap="auto" w:vAnchor="margin" w:hAnchor="text" w:yAlign="inline"/>
               <w:widowControl/>
               <w:suppressLineNumbers w:val="0"/>
               <w:jc w:val="left"/>
@@ -2535,13 +2562,14 @@
         <w:tc>
           <w:tcPr>
             <w:tcW w:w="0" w:type="auto"/>
-            <w:shd w:val="clear"/>
+            <w:shd w:val="clear" w:color="auto" w:fill="auto"/>
             <w:vAlign w:val="center"/>
           </w:tcPr>
           <w:p>
             <w:pPr>
               <w:keepNext w:val="0"/>
               <w:keepLines w:val="0"/>
+              <w:framePr w:wrap="auto" w:vAnchor="margin" w:hAnchor="text" w:yAlign="inline"/>
               <w:widowControl/>
               <w:suppressLineNumbers w:val="0"/>
               <w:jc w:val="left"/>
@@ -2579,13 +2607,14 @@
         <w:tc>
           <w:tcPr>
             <w:tcW w:w="0" w:type="auto"/>
-            <w:shd w:val="clear"/>
+            <w:shd w:val="clear" w:color="auto" w:fill="auto"/>
             <w:vAlign w:val="center"/>
           </w:tcPr>
           <w:p>
             <w:pPr>
               <w:keepNext w:val="0"/>
               <w:keepLines w:val="0"/>
+              <w:framePr w:wrap="auto" w:vAnchor="margin" w:hAnchor="text" w:yAlign="inline"/>
               <w:widowControl/>
               <w:suppressLineNumbers w:val="0"/>
               <w:jc w:val="left"/>
@@ -2623,13 +2652,14 @@
         <w:tc>
           <w:tcPr>
             <w:tcW w:w="0" w:type="auto"/>
-            <w:shd w:val="clear"/>
+            <w:shd w:val="clear" w:color="auto" w:fill="auto"/>
             <w:vAlign w:val="center"/>
           </w:tcPr>
           <w:p>
             <w:pPr>
               <w:keepNext w:val="0"/>
               <w:keepLines w:val="0"/>
+              <w:framePr w:wrap="auto" w:vAnchor="margin" w:hAnchor="text" w:yAlign="inline"/>
               <w:widowControl/>
               <w:suppressLineNumbers w:val="0"/>
               <w:jc w:val="left"/>
@@ -2668,13 +2698,14 @@
         <w:tc>
           <w:tcPr>
             <w:tcW w:w="0" w:type="auto"/>
-            <w:shd w:val="clear"/>
+            <w:shd w:val="clear" w:color="auto" w:fill="auto"/>
             <w:vAlign w:val="center"/>
           </w:tcPr>
           <w:p>
             <w:pPr>
               <w:keepNext w:val="0"/>
               <w:keepLines w:val="0"/>
+              <w:framePr w:wrap="auto" w:vAnchor="margin" w:hAnchor="text" w:yAlign="inline"/>
               <w:widowControl/>
               <w:suppressLineNumbers w:val="0"/>
               <w:jc w:val="left"/>
@@ -2718,13 +2749,14 @@
         <w:tc>
           <w:tcPr>
             <w:tcW w:w="0" w:type="auto"/>
-            <w:shd w:val="clear"/>
+            <w:shd w:val="clear" w:color="auto" w:fill="auto"/>
             <w:vAlign w:val="center"/>
           </w:tcPr>
           <w:p>
             <w:pPr>
               <w:keepNext w:val="0"/>
               <w:keepLines w:val="0"/>
+              <w:framePr w:wrap="auto" w:vAnchor="margin" w:hAnchor="text" w:yAlign="inline"/>
               <w:widowControl/>
               <w:suppressLineNumbers w:val="0"/>
               <w:jc w:val="left"/>
@@ -2762,13 +2794,14 @@
         <w:tc>
           <w:tcPr>
             <w:tcW w:w="0" w:type="auto"/>
-            <w:shd w:val="clear"/>
+            <w:shd w:val="clear" w:color="auto" w:fill="auto"/>
             <w:vAlign w:val="center"/>
           </w:tcPr>
           <w:p>
             <w:pPr>
               <w:keepNext w:val="0"/>
               <w:keepLines w:val="0"/>
+              <w:framePr w:wrap="auto" w:vAnchor="margin" w:hAnchor="text" w:yAlign="inline"/>
               <w:widowControl/>
               <w:suppressLineNumbers w:val="0"/>
               <w:jc w:val="left"/>
@@ -2806,13 +2839,14 @@
         <w:tc>
           <w:tcPr>
             <w:tcW w:w="0" w:type="auto"/>
-            <w:shd w:val="clear"/>
+            <w:shd w:val="clear" w:color="auto" w:fill="auto"/>
             <w:vAlign w:val="center"/>
           </w:tcPr>
           <w:p>
             <w:pPr>
               <w:keepNext w:val="0"/>
               <w:keepLines w:val="0"/>
+              <w:framePr w:wrap="auto" w:vAnchor="margin" w:hAnchor="text" w:yAlign="inline"/>
               <w:widowControl/>
               <w:suppressLineNumbers w:val="0"/>
               <w:jc w:val="left"/>
@@ -2850,13 +2884,14 @@
         <w:tc>
           <w:tcPr>
             <w:tcW w:w="0" w:type="auto"/>
-            <w:shd w:val="clear"/>
+            <w:shd w:val="clear" w:color="auto" w:fill="auto"/>
             <w:vAlign w:val="center"/>
           </w:tcPr>
           <w:p>
             <w:pPr>
               <w:keepNext w:val="0"/>
               <w:keepLines w:val="0"/>
+              <w:framePr w:wrap="auto" w:vAnchor="margin" w:hAnchor="text" w:yAlign="inline"/>
               <w:widowControl/>
               <w:suppressLineNumbers w:val="0"/>
               <w:jc w:val="left"/>
@@ -2894,13 +2929,14 @@
         <w:tc>
           <w:tcPr>
             <w:tcW w:w="0" w:type="auto"/>
-            <w:shd w:val="clear"/>
+            <w:shd w:val="clear" w:color="auto" w:fill="auto"/>
             <w:vAlign w:val="center"/>
           </w:tcPr>
           <w:p>
             <w:pPr>
               <w:keepNext w:val="0"/>
               <w:keepLines w:val="0"/>
+              <w:framePr w:wrap="auto" w:vAnchor="margin" w:hAnchor="text" w:yAlign="inline"/>
               <w:widowControl/>
               <w:suppressLineNumbers w:val="0"/>
               <w:jc w:val="left"/>
@@ -2939,13 +2975,14 @@
         <w:tc>
           <w:tcPr>
             <w:tcW w:w="0" w:type="auto"/>
-            <w:shd w:val="clear"/>
+            <w:shd w:val="clear" w:color="auto" w:fill="auto"/>
             <w:vAlign w:val="center"/>
           </w:tcPr>
           <w:p>
             <w:pPr>
               <w:keepNext w:val="0"/>
               <w:keepLines w:val="0"/>
+              <w:framePr w:wrap="auto" w:vAnchor="margin" w:hAnchor="text" w:yAlign="inline"/>
               <w:widowControl/>
               <w:suppressLineNumbers w:val="0"/>
               <w:jc w:val="left"/>
@@ -2989,13 +3026,14 @@
         <w:tc>
           <w:tcPr>
             <w:tcW w:w="0" w:type="auto"/>
-            <w:shd w:val="clear"/>
+            <w:shd w:val="clear" w:color="auto" w:fill="auto"/>
             <w:vAlign w:val="center"/>
           </w:tcPr>
           <w:p>
             <w:pPr>
               <w:keepNext w:val="0"/>
               <w:keepLines w:val="0"/>
+              <w:framePr w:wrap="auto" w:vAnchor="margin" w:hAnchor="text" w:yAlign="inline"/>
               <w:widowControl/>
               <w:suppressLineNumbers w:val="0"/>
               <w:jc w:val="left"/>
@@ -3033,13 +3071,14 @@
         <w:tc>
           <w:tcPr>
             <w:tcW w:w="0" w:type="auto"/>
-            <w:shd w:val="clear"/>
+            <w:shd w:val="clear" w:color="auto" w:fill="auto"/>
             <w:vAlign w:val="center"/>
           </w:tcPr>
           <w:p>
             <w:pPr>
               <w:keepNext w:val="0"/>
               <w:keepLines w:val="0"/>
+              <w:framePr w:wrap="auto" w:vAnchor="margin" w:hAnchor="text" w:yAlign="inline"/>
               <w:widowControl/>
               <w:suppressLineNumbers w:val="0"/>
               <w:jc w:val="left"/>
@@ -3077,13 +3116,14 @@
         <w:tc>
           <w:tcPr>
             <w:tcW w:w="0" w:type="auto"/>
-            <w:shd w:val="clear"/>
+            <w:shd w:val="clear" w:color="auto" w:fill="auto"/>
             <w:vAlign w:val="center"/>
           </w:tcPr>
           <w:p>
             <w:pPr>
               <w:keepNext w:val="0"/>
               <w:keepLines w:val="0"/>
+              <w:framePr w:wrap="auto" w:vAnchor="margin" w:hAnchor="text" w:yAlign="inline"/>
               <w:widowControl/>
               <w:suppressLineNumbers w:val="0"/>
               <w:jc w:val="left"/>
@@ -3121,13 +3161,14 @@
         <w:tc>
           <w:tcPr>
             <w:tcW w:w="0" w:type="auto"/>
-            <w:shd w:val="clear"/>
+            <w:shd w:val="clear" w:color="auto" w:fill="auto"/>
             <w:vAlign w:val="center"/>
           </w:tcPr>
           <w:p>
             <w:pPr>
               <w:keepNext w:val="0"/>
               <w:keepLines w:val="0"/>
+              <w:framePr w:wrap="auto" w:vAnchor="margin" w:hAnchor="text" w:yAlign="inline"/>
               <w:widowControl/>
               <w:suppressLineNumbers w:val="0"/>
               <w:jc w:val="left"/>
@@ -3165,13 +3206,14 @@
         <w:tc>
           <w:tcPr>
             <w:tcW w:w="0" w:type="auto"/>
-            <w:shd w:val="clear"/>
+            <w:shd w:val="clear" w:color="auto" w:fill="auto"/>
             <w:vAlign w:val="center"/>
           </w:tcPr>
           <w:p>
             <w:pPr>
               <w:keepNext w:val="0"/>
               <w:keepLines w:val="0"/>
+              <w:framePr w:wrap="auto" w:vAnchor="margin" w:hAnchor="text" w:yAlign="inline"/>
               <w:widowControl/>
               <w:suppressLineNumbers w:val="0"/>
               <w:jc w:val="left"/>
@@ -3210,13 +3252,14 @@
         <w:tc>
           <w:tcPr>
             <w:tcW w:w="0" w:type="auto"/>
-            <w:shd w:val="clear"/>
+            <w:shd w:val="clear" w:color="auto" w:fill="auto"/>
             <w:vAlign w:val="center"/>
           </w:tcPr>
           <w:p>
             <w:pPr>
               <w:keepNext w:val="0"/>
               <w:keepLines w:val="0"/>
+              <w:framePr w:wrap="auto" w:vAnchor="margin" w:hAnchor="text" w:yAlign="inline"/>
               <w:widowControl/>
               <w:suppressLineNumbers w:val="0"/>
               <w:jc w:val="left"/>
@@ -3260,13 +3303,14 @@
         <w:tc>
           <w:tcPr>
             <w:tcW w:w="0" w:type="auto"/>
-            <w:shd w:val="clear"/>
+            <w:shd w:val="clear" w:color="auto" w:fill="auto"/>
             <w:vAlign w:val="center"/>
           </w:tcPr>
           <w:p>
             <w:pPr>
               <w:keepNext w:val="0"/>
               <w:keepLines w:val="0"/>
+              <w:framePr w:wrap="auto" w:vAnchor="margin" w:hAnchor="text" w:yAlign="inline"/>
               <w:widowControl/>
               <w:suppressLineNumbers w:val="0"/>
               <w:jc w:val="left"/>
@@ -3304,13 +3348,14 @@
         <w:tc>
           <w:tcPr>
             <w:tcW w:w="0" w:type="auto"/>
-            <w:shd w:val="clear"/>
+            <w:shd w:val="clear" w:color="auto" w:fill="auto"/>
             <w:vAlign w:val="center"/>
           </w:tcPr>
           <w:p>
             <w:pPr>
               <w:keepNext w:val="0"/>
               <w:keepLines w:val="0"/>
+              <w:framePr w:wrap="auto" w:vAnchor="margin" w:hAnchor="text" w:yAlign="inline"/>
               <w:widowControl/>
               <w:suppressLineNumbers w:val="0"/>
               <w:jc w:val="left"/>
@@ -3348,13 +3393,14 @@
         <w:tc>
           <w:tcPr>
             <w:tcW w:w="0" w:type="auto"/>
-            <w:shd w:val="clear"/>
+            <w:shd w:val="clear" w:color="auto" w:fill="auto"/>
             <w:vAlign w:val="center"/>
           </w:tcPr>
           <w:p>
             <w:pPr>
               <w:keepNext w:val="0"/>
               <w:keepLines w:val="0"/>
+              <w:framePr w:wrap="auto" w:vAnchor="margin" w:hAnchor="text" w:yAlign="inline"/>
               <w:widowControl/>
               <w:suppressLineNumbers w:val="0"/>
               <w:jc w:val="left"/>
@@ -3392,13 +3438,14 @@
         <w:tc>
           <w:tcPr>
             <w:tcW w:w="0" w:type="auto"/>
-            <w:shd w:val="clear"/>
+            <w:shd w:val="clear" w:color="auto" w:fill="auto"/>
             <w:vAlign w:val="center"/>
           </w:tcPr>
           <w:p>
             <w:pPr>
               <w:keepNext w:val="0"/>
               <w:keepLines w:val="0"/>
+              <w:framePr w:wrap="auto" w:vAnchor="margin" w:hAnchor="text" w:yAlign="inline"/>
               <w:widowControl/>
               <w:suppressLineNumbers w:val="0"/>
               <w:jc w:val="left"/>
@@ -3436,13 +3483,14 @@
         <w:tc>
           <w:tcPr>
             <w:tcW w:w="0" w:type="auto"/>
-            <w:shd w:val="clear"/>
+            <w:shd w:val="clear" w:color="auto" w:fill="auto"/>
             <w:vAlign w:val="center"/>
           </w:tcPr>
           <w:p>
             <w:pPr>
               <w:keepNext w:val="0"/>
               <w:keepLines w:val="0"/>
+              <w:framePr w:wrap="auto" w:vAnchor="margin" w:hAnchor="text" w:yAlign="inline"/>
               <w:widowControl/>
               <w:suppressLineNumbers w:val="0"/>
               <w:jc w:val="left"/>
@@ -3481,13 +3529,14 @@
         <w:tc>
           <w:tcPr>
             <w:tcW w:w="0" w:type="auto"/>
-            <w:shd w:val="clear"/>
+            <w:shd w:val="clear" w:color="auto" w:fill="auto"/>
             <w:vAlign w:val="center"/>
           </w:tcPr>
           <w:p>
             <w:pPr>
               <w:keepNext w:val="0"/>
               <w:keepLines w:val="0"/>
+              <w:framePr w:wrap="auto" w:vAnchor="margin" w:hAnchor="text" w:yAlign="inline"/>
               <w:widowControl/>
               <w:suppressLineNumbers w:val="0"/>
               <w:jc w:val="left"/>
@@ -3530,9 +3579,10 @@
         <w:keepNext w:val="0"/>
         <w:keepLines w:val="0"/>
         <w:pageBreakBefore w:val="0"/>
-        <w:framePr w:hRule="auto" w:wrap="auto" w:vAnchor="margin" w:hAnchor="text" w:yAlign="inline"/>
+        <w:framePr w:wrap="auto" w:vAnchor="margin" w:hAnchor="text" w:yAlign="inline"/>
         <w:widowControl/>
         <w:numPr>
+          <w:ilvl w:val="0"/>
           <w:numId w:val="0"/>
         </w:numPr>
         <w:suppressLineNumbers w:val="0"/>
@@ -3556,6 +3606,751 @@
           <w:lang w:val="en-US" w:eastAsia="zh-CN"/>
         </w:rPr>
       </w:pPr>
+    </w:p>
+    <w:p>
+      <w:pPr>
+        <w:pStyle w:val="8"/>
+        <w:keepNext w:val="0"/>
+        <w:keepLines w:val="0"/>
+        <w:pageBreakBefore w:val="0"/>
+        <w:framePr w:wrap="auto" w:vAnchor="margin" w:hAnchor="text" w:yAlign="inline"/>
+        <w:widowControl/>
+        <w:numPr>
+          <w:ilvl w:val="0"/>
+          <w:numId w:val="0"/>
+        </w:numPr>
+        <w:suppressLineNumbers w:val="0"/>
+        <w:pBdr>
+          <w:top w:val="none" w:color="auto" w:sz="0" w:space="0"/>
+          <w:left w:val="none" w:color="auto" w:sz="0" w:space="0"/>
+          <w:bottom w:val="none" w:color="auto" w:sz="0" w:space="0"/>
+          <w:right w:val="none" w:color="auto" w:sz="0" w:space="0"/>
+          <w:between w:val="none" w:color="auto" w:sz="0" w:space="0"/>
+        </w:pBdr>
+        <w:shd w:val="clear" w:color="auto" w:fill="auto"/>
+        <w:suppressAutoHyphens w:val="0"/>
+        <w:bidi w:val="0"/>
+        <w:spacing w:before="0" w:beforeAutospacing="0" w:after="0" w:afterAutospacing="0" w:line="240" w:lineRule="auto"/>
+        <w:ind w:right="0" w:rightChars="0"/>
+        <w:jc w:val="left"/>
+        <w:outlineLvl w:val="9"/>
+        <w:rPr>
+          <w:rFonts w:hint="eastAsia" w:ascii="PingFang SC Regular" w:hAnsi="PingFang SC Regular" w:eastAsia="Arial Unicode MS"/>
+          <w:rtl w:val="0"/>
+          <w:lang w:val="en-US" w:eastAsia="zh-CN"/>
+        </w:rPr>
+      </w:pPr>
+      <w:r>
+        <w:rPr>
+          <w:rFonts w:hint="eastAsia" w:ascii="PingFang SC Regular" w:hAnsi="PingFang SC Regular" w:eastAsia="Arial Unicode MS"/>
+          <w:rtl w:val="0"/>
+          <w:lang w:val="en-US" w:eastAsia="zh-CN"/>
+        </w:rPr>
+        <w:t>愿景：</w:t>
+      </w:r>
+    </w:p>
+    <w:p>
+      <w:pPr>
+        <w:pStyle w:val="8"/>
+        <w:keepNext w:val="0"/>
+        <w:keepLines w:val="0"/>
+        <w:pageBreakBefore w:val="0"/>
+        <w:framePr w:wrap="auto" w:vAnchor="margin" w:hAnchor="text" w:yAlign="inline"/>
+        <w:widowControl/>
+        <w:numPr>
+          <w:ilvl w:val="0"/>
+          <w:numId w:val="0"/>
+        </w:numPr>
+        <w:suppressLineNumbers w:val="0"/>
+        <w:pBdr>
+          <w:top w:val="none" w:color="auto" w:sz="0" w:space="0"/>
+          <w:left w:val="none" w:color="auto" w:sz="0" w:space="0"/>
+          <w:bottom w:val="none" w:color="auto" w:sz="0" w:space="0"/>
+          <w:right w:val="none" w:color="auto" w:sz="0" w:space="0"/>
+          <w:between w:val="none" w:color="auto" w:sz="0" w:space="0"/>
+        </w:pBdr>
+        <w:shd w:val="clear" w:color="auto" w:fill="auto"/>
+        <w:suppressAutoHyphens w:val="0"/>
+        <w:bidi w:val="0"/>
+        <w:spacing w:before="0" w:beforeAutospacing="0" w:after="0" w:afterAutospacing="0" w:line="240" w:lineRule="auto"/>
+        <w:ind w:right="0" w:rightChars="0"/>
+        <w:jc w:val="left"/>
+        <w:outlineLvl w:val="9"/>
+        <w:rPr>
+          <w:rFonts w:hint="default" w:ascii="PingFang SC Regular" w:hAnsi="PingFang SC Regular" w:eastAsia="Arial Unicode MS"/>
+          <w:rtl w:val="0"/>
+          <w:lang w:val="en-US" w:eastAsia="zh-CN"/>
+        </w:rPr>
+      </w:pPr>
+      <w:r>
+        <w:rPr>
+          <w:rFonts w:hint="eastAsia" w:ascii="PingFang SC Regular" w:hAnsi="PingFang SC Regular" w:eastAsia="Arial Unicode MS"/>
+          <w:rtl w:val="0"/>
+          <w:lang w:val="en-US" w:eastAsia="zh-CN"/>
+        </w:rPr>
+        <w:t>延时多少</w:t>
+      </w:r>
+    </w:p>
+    <w:p>
+      <w:pPr>
+        <w:pStyle w:val="8"/>
+        <w:keepNext w:val="0"/>
+        <w:keepLines w:val="0"/>
+        <w:pageBreakBefore w:val="0"/>
+        <w:framePr w:wrap="auto" w:vAnchor="margin" w:hAnchor="text" w:yAlign="inline"/>
+        <w:widowControl/>
+        <w:numPr>
+          <w:ilvl w:val="0"/>
+          <w:numId w:val="0"/>
+        </w:numPr>
+        <w:suppressLineNumbers w:val="0"/>
+        <w:pBdr>
+          <w:top w:val="none" w:color="auto" w:sz="0" w:space="0"/>
+          <w:left w:val="none" w:color="auto" w:sz="0" w:space="0"/>
+          <w:bottom w:val="none" w:color="auto" w:sz="0" w:space="0"/>
+          <w:right w:val="none" w:color="auto" w:sz="0" w:space="0"/>
+          <w:between w:val="none" w:color="auto" w:sz="0" w:space="0"/>
+        </w:pBdr>
+        <w:shd w:val="clear" w:color="auto" w:fill="auto"/>
+        <w:suppressAutoHyphens w:val="0"/>
+        <w:bidi w:val="0"/>
+        <w:spacing w:before="0" w:beforeAutospacing="0" w:after="0" w:afterAutospacing="0" w:line="240" w:lineRule="auto"/>
+        <w:ind w:right="0" w:rightChars="0"/>
+        <w:jc w:val="left"/>
+        <w:outlineLvl w:val="9"/>
+        <w:rPr>
+          <w:rFonts w:hint="eastAsia" w:ascii="PingFang SC Regular" w:hAnsi="PingFang SC Regular" w:eastAsia="Arial Unicode MS"/>
+          <w:rtl w:val="0"/>
+          <w:lang w:val="en-US" w:eastAsia="zh-CN"/>
+        </w:rPr>
+      </w:pPr>
+      <w:r>
+        <w:rPr>
+          <w:rFonts w:hint="eastAsia" w:ascii="PingFang SC Regular" w:hAnsi="PingFang SC Regular" w:eastAsia="Arial Unicode MS"/>
+          <w:rtl w:val="0"/>
+          <w:lang w:val="en-US" w:eastAsia="zh-CN"/>
+        </w:rPr>
+        <w:t>关注存储配比，例如1:1 -》 1:10 SSD</w:t>
+      </w:r>
+    </w:p>
+    <w:p>
+      <w:pPr>
+        <w:pStyle w:val="8"/>
+        <w:keepNext w:val="0"/>
+        <w:keepLines w:val="0"/>
+        <w:pageBreakBefore w:val="0"/>
+        <w:framePr w:wrap="auto" w:vAnchor="margin" w:hAnchor="text" w:yAlign="inline"/>
+        <w:widowControl/>
+        <w:numPr>
+          <w:ilvl w:val="0"/>
+          <w:numId w:val="0"/>
+        </w:numPr>
+        <w:suppressLineNumbers w:val="0"/>
+        <w:pBdr>
+          <w:top w:val="none" w:color="auto" w:sz="0" w:space="0"/>
+          <w:left w:val="none" w:color="auto" w:sz="0" w:space="0"/>
+          <w:bottom w:val="none" w:color="auto" w:sz="0" w:space="0"/>
+          <w:right w:val="none" w:color="auto" w:sz="0" w:space="0"/>
+          <w:between w:val="none" w:color="auto" w:sz="0" w:space="0"/>
+        </w:pBdr>
+        <w:shd w:val="clear" w:color="auto" w:fill="auto"/>
+        <w:suppressAutoHyphens w:val="0"/>
+        <w:bidi w:val="0"/>
+        <w:spacing w:before="0" w:beforeAutospacing="0" w:after="0" w:afterAutospacing="0" w:line="240" w:lineRule="auto"/>
+        <w:ind w:right="0" w:rightChars="0"/>
+        <w:jc w:val="left"/>
+        <w:outlineLvl w:val="9"/>
+        <w:rPr>
+          <w:rFonts w:hint="default" w:ascii="PingFang SC Regular" w:hAnsi="PingFang SC Regular" w:eastAsia="Arial Unicode MS"/>
+          <w:rtl w:val="0"/>
+          <w:lang w:val="en-US" w:eastAsia="zh-CN"/>
+        </w:rPr>
+      </w:pPr>
+    </w:p>
+    <w:p>
+      <w:pPr>
+        <w:pStyle w:val="8"/>
+        <w:keepNext w:val="0"/>
+        <w:keepLines w:val="0"/>
+        <w:pageBreakBefore w:val="0"/>
+        <w:framePr w:wrap="auto" w:vAnchor="margin" w:hAnchor="text" w:yAlign="inline"/>
+        <w:widowControl/>
+        <w:numPr>
+          <w:ilvl w:val="0"/>
+          <w:numId w:val="0"/>
+        </w:numPr>
+        <w:suppressLineNumbers w:val="0"/>
+        <w:pBdr>
+          <w:top w:val="none" w:color="auto" w:sz="0" w:space="0"/>
+          <w:left w:val="none" w:color="auto" w:sz="0" w:space="0"/>
+          <w:bottom w:val="none" w:color="auto" w:sz="0" w:space="0"/>
+          <w:right w:val="none" w:color="auto" w:sz="0" w:space="0"/>
+          <w:between w:val="none" w:color="auto" w:sz="0" w:space="0"/>
+        </w:pBdr>
+        <w:shd w:val="clear" w:color="auto" w:fill="auto"/>
+        <w:suppressAutoHyphens w:val="0"/>
+        <w:bidi w:val="0"/>
+        <w:spacing w:before="0" w:beforeAutospacing="0" w:after="0" w:afterAutospacing="0" w:line="240" w:lineRule="auto"/>
+        <w:ind w:right="0" w:rightChars="0"/>
+        <w:jc w:val="left"/>
+        <w:outlineLvl w:val="9"/>
+        <w:rPr>
+          <w:rFonts w:hint="eastAsia" w:ascii="PingFang SC Regular" w:hAnsi="PingFang SC Regular" w:eastAsia="Arial Unicode MS"/>
+          <w:rtl w:val="0"/>
+          <w:lang w:val="en-US" w:eastAsia="zh-CN"/>
+        </w:rPr>
+      </w:pPr>
+      <w:r>
+        <w:rPr>
+          <w:rFonts w:hint="eastAsia" w:ascii="PingFang SC Regular" w:hAnsi="PingFang SC Regular" w:eastAsia="Arial Unicode MS"/>
+          <w:rtl w:val="0"/>
+          <w:lang w:val="en-US" w:eastAsia="zh-CN"/>
+        </w:rPr>
+        <w:t>技术</w:t>
+      </w:r>
+    </w:p>
+    <w:p>
+      <w:pPr>
+        <w:pStyle w:val="8"/>
+        <w:keepNext w:val="0"/>
+        <w:keepLines w:val="0"/>
+        <w:pageBreakBefore w:val="0"/>
+        <w:framePr w:wrap="auto" w:vAnchor="margin" w:hAnchor="text" w:yAlign="inline"/>
+        <w:widowControl/>
+        <w:numPr>
+          <w:ilvl w:val="0"/>
+          <w:numId w:val="0"/>
+        </w:numPr>
+        <w:suppressLineNumbers w:val="0"/>
+        <w:pBdr>
+          <w:top w:val="none" w:color="auto" w:sz="0" w:space="0"/>
+          <w:left w:val="none" w:color="auto" w:sz="0" w:space="0"/>
+          <w:bottom w:val="none" w:color="auto" w:sz="0" w:space="0"/>
+          <w:right w:val="none" w:color="auto" w:sz="0" w:space="0"/>
+          <w:between w:val="none" w:color="auto" w:sz="0" w:space="0"/>
+        </w:pBdr>
+        <w:shd w:val="clear" w:color="auto" w:fill="auto"/>
+        <w:suppressAutoHyphens w:val="0"/>
+        <w:bidi w:val="0"/>
+        <w:spacing w:before="0" w:beforeAutospacing="0" w:after="0" w:afterAutospacing="0" w:line="240" w:lineRule="auto"/>
+        <w:ind w:right="0" w:rightChars="0"/>
+        <w:jc w:val="left"/>
+        <w:outlineLvl w:val="9"/>
+        <w:rPr>
+          <w:rFonts w:hint="default" w:ascii="PingFang SC Regular" w:hAnsi="PingFang SC Regular" w:eastAsia="Arial Unicode MS"/>
+          <w:rtl w:val="0"/>
+          <w:lang w:val="en-US" w:eastAsia="zh-CN"/>
+        </w:rPr>
+      </w:pPr>
+    </w:p>
+    <w:p>
+      <w:pPr>
+        <w:pStyle w:val="8"/>
+        <w:keepNext w:val="0"/>
+        <w:keepLines w:val="0"/>
+        <w:pageBreakBefore w:val="0"/>
+        <w:framePr w:wrap="auto" w:vAnchor="margin" w:hAnchor="text" w:yAlign="inline"/>
+        <w:widowControl/>
+        <w:numPr>
+          <w:ilvl w:val="0"/>
+          <w:numId w:val="0"/>
+        </w:numPr>
+        <w:suppressLineNumbers w:val="0"/>
+        <w:pBdr>
+          <w:top w:val="none" w:color="auto" w:sz="0" w:space="0"/>
+          <w:left w:val="none" w:color="auto" w:sz="0" w:space="0"/>
+          <w:bottom w:val="none" w:color="auto" w:sz="0" w:space="0"/>
+          <w:right w:val="none" w:color="auto" w:sz="0" w:space="0"/>
+          <w:between w:val="none" w:color="auto" w:sz="0" w:space="0"/>
+        </w:pBdr>
+        <w:shd w:val="clear" w:color="auto" w:fill="auto"/>
+        <w:suppressAutoHyphens w:val="0"/>
+        <w:bidi w:val="0"/>
+        <w:spacing w:before="0" w:beforeAutospacing="0" w:after="0" w:afterAutospacing="0" w:line="240" w:lineRule="auto"/>
+        <w:ind w:right="0" w:rightChars="0"/>
+        <w:jc w:val="left"/>
+        <w:outlineLvl w:val="9"/>
+        <w:rPr>
+          <w:rFonts w:hint="eastAsia" w:ascii="PingFang SC Regular" w:hAnsi="PingFang SC Regular" w:eastAsia="Arial Unicode MS"/>
+          <w:rtl w:val="0"/>
+          <w:lang w:val="en-US" w:eastAsia="zh-CN"/>
+        </w:rPr>
+      </w:pPr>
+      <w:r>
+        <w:rPr>
+          <w:rFonts w:hint="eastAsia" w:ascii="PingFang SC Regular" w:hAnsi="PingFang SC Regular" w:eastAsia="Arial Unicode MS"/>
+          <w:rtl w:val="0"/>
+          <w:lang w:val="en-US" w:eastAsia="zh-CN"/>
+        </w:rPr>
+        <w:t>讲清楚价值</w:t>
+      </w:r>
+    </w:p>
+    <w:p>
+      <w:pPr>
+        <w:pStyle w:val="8"/>
+        <w:keepNext w:val="0"/>
+        <w:keepLines w:val="0"/>
+        <w:pageBreakBefore w:val="0"/>
+        <w:framePr w:wrap="auto" w:vAnchor="margin" w:hAnchor="text" w:yAlign="inline"/>
+        <w:widowControl/>
+        <w:numPr>
+          <w:ilvl w:val="0"/>
+          <w:numId w:val="0"/>
+        </w:numPr>
+        <w:suppressLineNumbers w:val="0"/>
+        <w:pBdr>
+          <w:top w:val="none" w:color="auto" w:sz="0" w:space="0"/>
+          <w:left w:val="none" w:color="auto" w:sz="0" w:space="0"/>
+          <w:bottom w:val="none" w:color="auto" w:sz="0" w:space="0"/>
+          <w:right w:val="none" w:color="auto" w:sz="0" w:space="0"/>
+          <w:between w:val="none" w:color="auto" w:sz="0" w:space="0"/>
+        </w:pBdr>
+        <w:shd w:val="clear" w:color="auto" w:fill="auto"/>
+        <w:suppressAutoHyphens w:val="0"/>
+        <w:bidi w:val="0"/>
+        <w:spacing w:before="0" w:beforeAutospacing="0" w:after="0" w:afterAutospacing="0" w:line="240" w:lineRule="auto"/>
+        <w:ind w:right="0" w:rightChars="0"/>
+        <w:jc w:val="left"/>
+        <w:outlineLvl w:val="9"/>
+        <w:rPr>
+          <w:rFonts w:hint="default" w:ascii="PingFang SC Regular" w:hAnsi="PingFang SC Regular" w:eastAsia="Arial Unicode MS"/>
+          <w:rtl w:val="0"/>
+          <w:lang w:val="en-US" w:eastAsia="zh-CN"/>
+        </w:rPr>
+      </w:pPr>
+      <w:r>
+        <w:rPr>
+          <w:rFonts w:hint="eastAsia" w:ascii="PingFang SC Regular" w:hAnsi="PingFang SC Regular" w:eastAsia="Arial Unicode MS"/>
+          <w:rtl w:val="0"/>
+          <w:lang w:val="en-US" w:eastAsia="zh-CN"/>
+        </w:rPr>
+        <w:t>架构</w:t>
+      </w:r>
+    </w:p>
+    <w:p>
+      <w:pPr>
+        <w:pStyle w:val="8"/>
+        <w:keepNext w:val="0"/>
+        <w:keepLines w:val="0"/>
+        <w:pageBreakBefore w:val="0"/>
+        <w:framePr w:wrap="auto" w:vAnchor="margin" w:hAnchor="text" w:yAlign="inline"/>
+        <w:widowControl/>
+        <w:numPr>
+          <w:ilvl w:val="0"/>
+          <w:numId w:val="0"/>
+        </w:numPr>
+        <w:suppressLineNumbers w:val="0"/>
+        <w:pBdr>
+          <w:top w:val="none" w:color="auto" w:sz="0" w:space="0"/>
+          <w:left w:val="none" w:color="auto" w:sz="0" w:space="0"/>
+          <w:bottom w:val="none" w:color="auto" w:sz="0" w:space="0"/>
+          <w:right w:val="none" w:color="auto" w:sz="0" w:space="0"/>
+          <w:between w:val="none" w:color="auto" w:sz="0" w:space="0"/>
+        </w:pBdr>
+        <w:shd w:val="clear" w:color="auto" w:fill="auto"/>
+        <w:suppressAutoHyphens w:val="0"/>
+        <w:bidi w:val="0"/>
+        <w:spacing w:before="0" w:beforeAutospacing="0" w:after="0" w:afterAutospacing="0" w:line="240" w:lineRule="auto"/>
+        <w:ind w:right="0" w:rightChars="0"/>
+        <w:jc w:val="left"/>
+        <w:outlineLvl w:val="9"/>
+        <w:rPr>
+          <w:rFonts w:hint="default" w:ascii="PingFang SC Regular" w:hAnsi="PingFang SC Regular" w:eastAsia="Arial Unicode MS"/>
+          <w:rtl w:val="0"/>
+          <w:lang w:val="en-US" w:eastAsia="zh-CN"/>
+        </w:rPr>
+      </w:pPr>
+      <w:r>
+        <w:rPr>
+          <w:rFonts w:hint="eastAsia" w:ascii="PingFang SC Regular" w:hAnsi="PingFang SC Regular" w:eastAsia="Arial Unicode MS"/>
+          <w:rtl w:val="0"/>
+          <w:lang w:val="en-US" w:eastAsia="zh-CN"/>
+        </w:rPr>
+        <w:t>分级缓存 高配比</w:t>
+      </w:r>
+    </w:p>
+    <w:p>
+      <w:pPr>
+        <w:pStyle w:val="8"/>
+        <w:keepNext w:val="0"/>
+        <w:keepLines w:val="0"/>
+        <w:pageBreakBefore w:val="0"/>
+        <w:framePr w:wrap="auto" w:vAnchor="margin" w:hAnchor="text" w:yAlign="inline"/>
+        <w:widowControl/>
+        <w:numPr>
+          <w:ilvl w:val="0"/>
+          <w:numId w:val="0"/>
+        </w:numPr>
+        <w:suppressLineNumbers w:val="0"/>
+        <w:pBdr>
+          <w:top w:val="none" w:color="auto" w:sz="0" w:space="0"/>
+          <w:left w:val="none" w:color="auto" w:sz="0" w:space="0"/>
+          <w:bottom w:val="none" w:color="auto" w:sz="0" w:space="0"/>
+          <w:right w:val="none" w:color="auto" w:sz="0" w:space="0"/>
+          <w:between w:val="none" w:color="auto" w:sz="0" w:space="0"/>
+        </w:pBdr>
+        <w:shd w:val="clear" w:color="auto" w:fill="auto"/>
+        <w:suppressAutoHyphens w:val="0"/>
+        <w:bidi w:val="0"/>
+        <w:spacing w:before="0" w:beforeAutospacing="0" w:after="0" w:afterAutospacing="0" w:line="240" w:lineRule="auto"/>
+        <w:ind w:right="0" w:rightChars="0"/>
+        <w:jc w:val="left"/>
+        <w:outlineLvl w:val="9"/>
+        <w:rPr>
+          <w:rFonts w:hint="eastAsia" w:ascii="PingFang SC Regular" w:hAnsi="PingFang SC Regular" w:eastAsia="Arial Unicode MS"/>
+          <w:rtl w:val="0"/>
+          <w:lang w:val="en-US" w:eastAsia="zh-CN"/>
+        </w:rPr>
+      </w:pPr>
+      <w:r>
+        <w:rPr>
+          <w:rFonts w:hint="eastAsia" w:ascii="PingFang SC Regular" w:hAnsi="PingFang SC Regular" w:eastAsia="Arial Unicode MS"/>
+          <w:rtl w:val="0"/>
+          <w:lang w:val="en-US" w:eastAsia="zh-CN"/>
+        </w:rPr>
+        <w:t>稀疏访问</w:t>
+      </w:r>
+    </w:p>
+    <w:p>
+      <w:pPr>
+        <w:pStyle w:val="8"/>
+        <w:keepNext w:val="0"/>
+        <w:keepLines w:val="0"/>
+        <w:pageBreakBefore w:val="0"/>
+        <w:framePr w:wrap="auto" w:vAnchor="margin" w:hAnchor="text" w:yAlign="inline"/>
+        <w:widowControl/>
+        <w:numPr>
+          <w:ilvl w:val="0"/>
+          <w:numId w:val="0"/>
+        </w:numPr>
+        <w:suppressLineNumbers w:val="0"/>
+        <w:pBdr>
+          <w:top w:val="none" w:color="auto" w:sz="0" w:space="0"/>
+          <w:left w:val="none" w:color="auto" w:sz="0" w:space="0"/>
+          <w:bottom w:val="none" w:color="auto" w:sz="0" w:space="0"/>
+          <w:right w:val="none" w:color="auto" w:sz="0" w:space="0"/>
+          <w:between w:val="none" w:color="auto" w:sz="0" w:space="0"/>
+        </w:pBdr>
+        <w:shd w:val="clear" w:color="auto" w:fill="auto"/>
+        <w:suppressAutoHyphens w:val="0"/>
+        <w:bidi w:val="0"/>
+        <w:spacing w:before="0" w:beforeAutospacing="0" w:after="0" w:afterAutospacing="0" w:line="240" w:lineRule="auto"/>
+        <w:ind w:right="0" w:rightChars="0"/>
+        <w:jc w:val="left"/>
+        <w:outlineLvl w:val="9"/>
+        <w:rPr>
+          <w:rFonts w:hint="eastAsia" w:ascii="PingFang SC Regular" w:hAnsi="PingFang SC Regular" w:eastAsia="Arial Unicode MS"/>
+          <w:rtl w:val="0"/>
+          <w:lang w:val="en-US" w:eastAsia="zh-CN"/>
+        </w:rPr>
+      </w:pPr>
+      <w:r>
+        <w:rPr>
+          <w:rFonts w:hint="eastAsia" w:ascii="PingFang SC Regular" w:hAnsi="PingFang SC Regular" w:eastAsia="Arial Unicode MS"/>
+          <w:rtl w:val="0"/>
+          <w:lang w:val="en-US" w:eastAsia="zh-CN"/>
+        </w:rPr>
+        <w:t>描述多种协议</w:t>
+      </w:r>
+    </w:p>
+    <w:p>
+      <w:pPr>
+        <w:pStyle w:val="8"/>
+        <w:keepNext w:val="0"/>
+        <w:keepLines w:val="0"/>
+        <w:pageBreakBefore w:val="0"/>
+        <w:framePr w:wrap="auto" w:vAnchor="margin" w:hAnchor="text" w:yAlign="inline"/>
+        <w:widowControl/>
+        <w:numPr>
+          <w:ilvl w:val="0"/>
+          <w:numId w:val="0"/>
+        </w:numPr>
+        <w:suppressLineNumbers w:val="0"/>
+        <w:pBdr>
+          <w:top w:val="none" w:color="auto" w:sz="0" w:space="0"/>
+          <w:left w:val="none" w:color="auto" w:sz="0" w:space="0"/>
+          <w:bottom w:val="none" w:color="auto" w:sz="0" w:space="0"/>
+          <w:right w:val="none" w:color="auto" w:sz="0" w:space="0"/>
+          <w:between w:val="none" w:color="auto" w:sz="0" w:space="0"/>
+        </w:pBdr>
+        <w:shd w:val="clear" w:color="auto" w:fill="auto"/>
+        <w:suppressAutoHyphens w:val="0"/>
+        <w:bidi w:val="0"/>
+        <w:spacing w:before="0" w:beforeAutospacing="0" w:after="0" w:afterAutospacing="0" w:line="240" w:lineRule="auto"/>
+        <w:ind w:right="0" w:rightChars="0"/>
+        <w:jc w:val="left"/>
+        <w:outlineLvl w:val="9"/>
+        <w:rPr>
+          <w:rFonts w:hint="eastAsia" w:ascii="PingFang SC Regular" w:hAnsi="PingFang SC Regular" w:eastAsia="Arial Unicode MS"/>
+          <w:rtl w:val="0"/>
+          <w:lang w:val="en-US" w:eastAsia="zh-CN"/>
+        </w:rPr>
+      </w:pPr>
+    </w:p>
+    <w:p>
+      <w:pPr>
+        <w:pStyle w:val="8"/>
+        <w:keepNext w:val="0"/>
+        <w:keepLines w:val="0"/>
+        <w:pageBreakBefore w:val="0"/>
+        <w:framePr w:wrap="auto" w:vAnchor="margin" w:hAnchor="text" w:yAlign="inline"/>
+        <w:widowControl/>
+        <w:numPr>
+          <w:ilvl w:val="0"/>
+          <w:numId w:val="0"/>
+        </w:numPr>
+        <w:suppressLineNumbers w:val="0"/>
+        <w:pBdr>
+          <w:top w:val="none" w:color="auto" w:sz="0" w:space="0"/>
+          <w:left w:val="none" w:color="auto" w:sz="0" w:space="0"/>
+          <w:bottom w:val="none" w:color="auto" w:sz="0" w:space="0"/>
+          <w:right w:val="none" w:color="auto" w:sz="0" w:space="0"/>
+          <w:between w:val="none" w:color="auto" w:sz="0" w:space="0"/>
+        </w:pBdr>
+        <w:shd w:val="clear" w:color="auto" w:fill="auto"/>
+        <w:suppressAutoHyphens w:val="0"/>
+        <w:bidi w:val="0"/>
+        <w:spacing w:before="0" w:beforeAutospacing="0" w:after="0" w:afterAutospacing="0" w:line="240" w:lineRule="auto"/>
+        <w:ind w:right="0" w:rightChars="0"/>
+        <w:jc w:val="left"/>
+        <w:outlineLvl w:val="9"/>
+        <w:rPr>
+          <w:rFonts w:hint="eastAsia" w:ascii="PingFang SC Regular" w:hAnsi="PingFang SC Regular" w:eastAsia="Arial Unicode MS"/>
+          <w:rtl w:val="0"/>
+          <w:lang w:val="en-US" w:eastAsia="zh-CN"/>
+        </w:rPr>
+      </w:pPr>
+      <w:r>
+        <w:rPr>
+          <w:rFonts w:hint="eastAsia" w:ascii="PingFang SC Regular" w:hAnsi="PingFang SC Regular" w:eastAsia="Arial Unicode MS"/>
+          <w:rtl w:val="0"/>
+          <w:lang w:val="en-US" w:eastAsia="zh-CN"/>
+        </w:rPr>
+        <w:t>硬化并行加速技术</w:t>
+      </w:r>
+    </w:p>
+    <w:p>
+      <w:pPr>
+        <w:pStyle w:val="8"/>
+        <w:keepNext w:val="0"/>
+        <w:keepLines w:val="0"/>
+        <w:pageBreakBefore w:val="0"/>
+        <w:framePr w:wrap="auto" w:vAnchor="margin" w:hAnchor="text" w:yAlign="inline"/>
+        <w:widowControl/>
+        <w:numPr>
+          <w:ilvl w:val="0"/>
+          <w:numId w:val="0"/>
+        </w:numPr>
+        <w:suppressLineNumbers w:val="0"/>
+        <w:pBdr>
+          <w:top w:val="none" w:color="auto" w:sz="0" w:space="0"/>
+          <w:left w:val="none" w:color="auto" w:sz="0" w:space="0"/>
+          <w:bottom w:val="none" w:color="auto" w:sz="0" w:space="0"/>
+          <w:right w:val="none" w:color="auto" w:sz="0" w:space="0"/>
+          <w:between w:val="none" w:color="auto" w:sz="0" w:space="0"/>
+        </w:pBdr>
+        <w:shd w:val="clear" w:color="auto" w:fill="auto"/>
+        <w:suppressAutoHyphens w:val="0"/>
+        <w:bidi w:val="0"/>
+        <w:spacing w:before="0" w:beforeAutospacing="0" w:after="0" w:afterAutospacing="0" w:line="240" w:lineRule="auto"/>
+        <w:ind w:right="0" w:rightChars="0"/>
+        <w:jc w:val="left"/>
+        <w:outlineLvl w:val="9"/>
+        <w:rPr>
+          <w:rFonts w:hint="eastAsia" w:ascii="PingFang SC Regular" w:hAnsi="PingFang SC Regular" w:eastAsia="Arial Unicode MS"/>
+          <w:rtl w:val="0"/>
+          <w:lang w:val="en-US" w:eastAsia="zh-CN"/>
+        </w:rPr>
+      </w:pPr>
+    </w:p>
+    <w:p>
+      <w:pPr>
+        <w:pStyle w:val="8"/>
+        <w:keepNext w:val="0"/>
+        <w:keepLines w:val="0"/>
+        <w:pageBreakBefore w:val="0"/>
+        <w:framePr w:wrap="auto" w:vAnchor="margin" w:hAnchor="text" w:yAlign="inline"/>
+        <w:widowControl/>
+        <w:numPr>
+          <w:ilvl w:val="0"/>
+          <w:numId w:val="0"/>
+        </w:numPr>
+        <w:suppressLineNumbers w:val="0"/>
+        <w:pBdr>
+          <w:top w:val="none" w:color="auto" w:sz="0" w:space="0"/>
+          <w:left w:val="none" w:color="auto" w:sz="0" w:space="0"/>
+          <w:bottom w:val="none" w:color="auto" w:sz="0" w:space="0"/>
+          <w:right w:val="none" w:color="auto" w:sz="0" w:space="0"/>
+          <w:between w:val="none" w:color="auto" w:sz="0" w:space="0"/>
+        </w:pBdr>
+        <w:shd w:val="clear" w:color="auto" w:fill="auto"/>
+        <w:suppressAutoHyphens w:val="0"/>
+        <w:bidi w:val="0"/>
+        <w:spacing w:before="0" w:beforeAutospacing="0" w:after="0" w:afterAutospacing="0" w:line="240" w:lineRule="auto"/>
+        <w:ind w:right="0" w:rightChars="0"/>
+        <w:jc w:val="left"/>
+        <w:outlineLvl w:val="9"/>
+        <w:rPr>
+          <w:rFonts w:hint="eastAsia" w:ascii="PingFang SC Regular" w:hAnsi="PingFang SC Regular" w:eastAsia="Arial Unicode MS"/>
+          <w:rtl w:val="0"/>
+          <w:lang w:val="en-US" w:eastAsia="zh-CN"/>
+        </w:rPr>
+      </w:pPr>
+      <w:r>
+        <w:rPr>
+          <w:rFonts w:hint="eastAsia" w:ascii="PingFang SC Regular" w:hAnsi="PingFang SC Regular" w:eastAsia="Arial Unicode MS"/>
+          <w:rtl w:val="0"/>
+          <w:lang w:val="en-US" w:eastAsia="zh-CN"/>
+        </w:rPr>
+        <w:t>可掩盖时间？</w:t>
+      </w:r>
+    </w:p>
+    <w:p>
+      <w:pPr>
+        <w:pStyle w:val="8"/>
+        <w:keepNext w:val="0"/>
+        <w:keepLines w:val="0"/>
+        <w:pageBreakBefore w:val="0"/>
+        <w:framePr w:wrap="auto" w:vAnchor="margin" w:hAnchor="text" w:yAlign="inline"/>
+        <w:widowControl/>
+        <w:numPr>
+          <w:ilvl w:val="0"/>
+          <w:numId w:val="0"/>
+        </w:numPr>
+        <w:suppressLineNumbers w:val="0"/>
+        <w:pBdr>
+          <w:top w:val="none" w:color="auto" w:sz="0" w:space="0"/>
+          <w:left w:val="none" w:color="auto" w:sz="0" w:space="0"/>
+          <w:bottom w:val="none" w:color="auto" w:sz="0" w:space="0"/>
+          <w:right w:val="none" w:color="auto" w:sz="0" w:space="0"/>
+          <w:between w:val="none" w:color="auto" w:sz="0" w:space="0"/>
+        </w:pBdr>
+        <w:shd w:val="clear" w:color="auto" w:fill="auto"/>
+        <w:suppressAutoHyphens w:val="0"/>
+        <w:bidi w:val="0"/>
+        <w:spacing w:before="0" w:beforeAutospacing="0" w:after="0" w:afterAutospacing="0" w:line="240" w:lineRule="auto"/>
+        <w:ind w:right="0" w:rightChars="0"/>
+        <w:jc w:val="left"/>
+        <w:outlineLvl w:val="9"/>
+        <w:rPr>
+          <w:rFonts w:hint="default" w:ascii="PingFang SC Regular" w:hAnsi="PingFang SC Regular" w:eastAsia="Arial Unicode MS"/>
+          <w:rtl w:val="0"/>
+          <w:lang w:val="en-US" w:eastAsia="zh-CN"/>
+        </w:rPr>
+      </w:pPr>
+    </w:p>
+    <w:p>
+      <w:pPr>
+        <w:pStyle w:val="8"/>
+        <w:keepNext w:val="0"/>
+        <w:keepLines w:val="0"/>
+        <w:pageBreakBefore w:val="0"/>
+        <w:framePr w:wrap="auto" w:vAnchor="margin" w:hAnchor="text" w:yAlign="inline"/>
+        <w:widowControl/>
+        <w:numPr>
+          <w:ilvl w:val="0"/>
+          <w:numId w:val="0"/>
+        </w:numPr>
+        <w:suppressLineNumbers w:val="0"/>
+        <w:pBdr>
+          <w:top w:val="none" w:color="auto" w:sz="0" w:space="0"/>
+          <w:left w:val="none" w:color="auto" w:sz="0" w:space="0"/>
+          <w:bottom w:val="none" w:color="auto" w:sz="0" w:space="0"/>
+          <w:right w:val="none" w:color="auto" w:sz="0" w:space="0"/>
+          <w:between w:val="none" w:color="auto" w:sz="0" w:space="0"/>
+        </w:pBdr>
+        <w:shd w:val="clear" w:color="auto" w:fill="auto"/>
+        <w:suppressAutoHyphens w:val="0"/>
+        <w:bidi w:val="0"/>
+        <w:spacing w:before="0" w:beforeAutospacing="0" w:after="0" w:afterAutospacing="0" w:line="240" w:lineRule="auto"/>
+        <w:ind w:right="0" w:rightChars="0"/>
+        <w:jc w:val="left"/>
+        <w:outlineLvl w:val="9"/>
+        <w:rPr>
+          <w:rFonts w:hint="default" w:ascii="PingFang SC Regular" w:hAnsi="PingFang SC Regular" w:eastAsia="Arial Unicode MS"/>
+          <w:rtl w:val="0"/>
+          <w:lang w:val="en-US" w:eastAsia="zh-CN"/>
+        </w:rPr>
+      </w:pPr>
+    </w:p>
+    <w:p>
+      <w:pPr>
+        <w:pStyle w:val="8"/>
+        <w:keepNext w:val="0"/>
+        <w:keepLines w:val="0"/>
+        <w:pageBreakBefore w:val="0"/>
+        <w:framePr w:wrap="auto" w:vAnchor="margin" w:hAnchor="text" w:yAlign="inline"/>
+        <w:widowControl/>
+        <w:numPr>
+          <w:ilvl w:val="0"/>
+          <w:numId w:val="0"/>
+        </w:numPr>
+        <w:suppressLineNumbers w:val="0"/>
+        <w:pBdr>
+          <w:top w:val="none" w:color="auto" w:sz="0" w:space="0"/>
+          <w:left w:val="none" w:color="auto" w:sz="0" w:space="0"/>
+          <w:bottom w:val="none" w:color="auto" w:sz="0" w:space="0"/>
+          <w:right w:val="none" w:color="auto" w:sz="0" w:space="0"/>
+          <w:between w:val="none" w:color="auto" w:sz="0" w:space="0"/>
+        </w:pBdr>
+        <w:shd w:val="clear" w:color="auto" w:fill="auto"/>
+        <w:suppressAutoHyphens w:val="0"/>
+        <w:bidi w:val="0"/>
+        <w:spacing w:before="0" w:beforeAutospacing="0" w:after="0" w:afterAutospacing="0" w:line="240" w:lineRule="auto"/>
+        <w:ind w:right="0" w:rightChars="0"/>
+        <w:jc w:val="left"/>
+        <w:outlineLvl w:val="9"/>
+        <w:rPr>
+          <w:rFonts w:hint="default" w:ascii="PingFang SC Regular" w:hAnsi="PingFang SC Regular" w:eastAsia="Arial Unicode MS"/>
+          <w:rtl w:val="0"/>
+          <w:lang w:val="en-US" w:eastAsia="zh-CN"/>
+        </w:rPr>
+      </w:pPr>
+      <w:r>
+        <w:drawing>
+          <wp:inline distT="0" distB="0" distL="114300" distR="114300">
+            <wp:extent cx="6113145" cy="3405505"/>
+            <wp:effectExtent l="0" t="0" r="0" b="0"/>
+            <wp:docPr id="1" name="图片 1"/>
+            <wp:cNvGraphicFramePr>
+              <a:graphicFrameLocks xmlns:a="http://schemas.openxmlformats.org/drawingml/2006/main" noChangeAspect="1"/>
+            </wp:cNvGraphicFramePr>
+            <a:graphic xmlns:a="http://schemas.openxmlformats.org/drawingml/2006/main">
+              <a:graphicData uri="http://schemas.openxmlformats.org/drawingml/2006/picture">
+                <pic:pic xmlns:pic="http://schemas.openxmlformats.org/drawingml/2006/picture">
+                  <pic:nvPicPr>
+                    <pic:cNvPr id="1" name="图片 1"/>
+                    <pic:cNvPicPr>
+                      <a:picLocks noChangeAspect="1"/>
+                    </pic:cNvPicPr>
+                  </pic:nvPicPr>
+                  <pic:blipFill>
+                    <a:blip r:embed="rId8"/>
+                    <a:stretch>
+                      <a:fillRect/>
+                    </a:stretch>
+                  </pic:blipFill>
+                  <pic:spPr>
+                    <a:xfrm>
+                      <a:off x="0" y="0"/>
+                      <a:ext cx="6113145" cy="3405505"/>
+                    </a:xfrm>
+                    <a:prstGeom prst="rect">
+                      <a:avLst/>
+                    </a:prstGeom>
+                    <a:noFill/>
+                    <a:ln>
+                      <a:noFill/>
+                    </a:ln>
+                  </pic:spPr>
+                </pic:pic>
+              </a:graphicData>
+            </a:graphic>
+          </wp:inline>
+        </w:drawing>
+      </w:r>
+      <w:bookmarkStart w:id="0" w:name="_GoBack"/>
+      <w:bookmarkEnd w:id="0"/>
     </w:p>
     <w:sectPr>
       <w:headerReference r:id="rId5" w:type="default"/>
@@ -4352,7 +5147,7 @@
       <w:keepNext w:val="0"/>
       <w:keepLines w:val="0"/>
       <w:pageBreakBefore w:val="0"/>
-      <w:framePr w:hRule="auto" w:wrap="auto" w:vAnchor="margin" w:hAnchor="text" w:yAlign="inline"/>
+      <w:framePr w:wrap="auto" w:vAnchor="margin" w:hAnchor="text" w:yAlign="inline"/>
       <w:widowControl/>
       <w:numPr>
         <w:ilvl w:val="0"/>
@@ -4445,7 +5240,6 @@
   <w:style w:type="table" w:customStyle="1" w:styleId="7">
     <w:name w:val="Table Normal"/>
     <w:uiPriority w:val="0"/>
-    <w:tblPr/>
     <w:tblStylePr w:type="firstRow"/>
     <w:tblStylePr w:type="lastRow"/>
     <w:tblStylePr w:type="firstCol"/>
@@ -4466,7 +5260,7 @@
       <w:keepNext w:val="0"/>
       <w:keepLines w:val="0"/>
       <w:pageBreakBefore w:val="0"/>
-      <w:framePr w:hRule="auto" w:wrap="auto" w:vAnchor="margin" w:hAnchor="text" w:yAlign="inline"/>
+      <w:framePr w:wrap="auto" w:vAnchor="margin" w:hAnchor="text" w:yAlign="inline"/>
       <w:widowControl/>
       <w:numPr>
         <w:ilvl w:val="0"/>

--- a/KVoF挑战.docx
+++ b/KVoF挑战.docx
@@ -4,7 +4,7 @@
   <w:body>
     <w:p>
       <w:pPr>
-        <w:pStyle w:val="8"/>
+        <w:pStyle w:val="9"/>
         <w:framePr w:wrap="auto" w:vAnchor="margin" w:hAnchor="text" w:yAlign="inline"/>
         <w:bidi w:val="0"/>
       </w:pPr>
@@ -161,14 +161,14 @@
     </w:p>
     <w:p>
       <w:pPr>
-        <w:pStyle w:val="8"/>
-        <w:framePr w:wrap="auto" w:vAnchor="margin" w:hAnchor="text" w:yAlign="inline"/>
-        <w:bidi w:val="0"/>
-      </w:pPr>
-    </w:p>
-    <w:p>
-      <w:pPr>
-        <w:pStyle w:val="8"/>
+        <w:pStyle w:val="9"/>
+        <w:framePr w:wrap="auto" w:vAnchor="margin" w:hAnchor="text" w:yAlign="inline"/>
+        <w:bidi w:val="0"/>
+      </w:pPr>
+    </w:p>
+    <w:p>
+      <w:pPr>
+        <w:pStyle w:val="9"/>
         <w:framePr w:wrap="auto" w:vAnchor="margin" w:hAnchor="text" w:yAlign="inline"/>
         <w:bidi w:val="0"/>
       </w:pPr>
@@ -310,14 +310,14 @@
     </w:p>
     <w:p>
       <w:pPr>
-        <w:pStyle w:val="8"/>
-        <w:framePr w:wrap="auto" w:vAnchor="margin" w:hAnchor="text" w:yAlign="inline"/>
-        <w:bidi w:val="0"/>
-      </w:pPr>
-    </w:p>
-    <w:p>
-      <w:pPr>
-        <w:pStyle w:val="8"/>
+        <w:pStyle w:val="9"/>
+        <w:framePr w:wrap="auto" w:vAnchor="margin" w:hAnchor="text" w:yAlign="inline"/>
+        <w:bidi w:val="0"/>
+      </w:pPr>
+    </w:p>
+    <w:p>
+      <w:pPr>
+        <w:pStyle w:val="9"/>
         <w:framePr w:wrap="auto" w:vAnchor="margin" w:hAnchor="text" w:yAlign="inline"/>
         <w:bidi w:val="0"/>
       </w:pPr>
@@ -441,14 +441,14 @@
     </w:p>
     <w:p>
       <w:pPr>
-        <w:pStyle w:val="8"/>
-        <w:framePr w:wrap="auto" w:vAnchor="margin" w:hAnchor="text" w:yAlign="inline"/>
-        <w:bidi w:val="0"/>
-      </w:pPr>
-    </w:p>
-    <w:p>
-      <w:pPr>
-        <w:pStyle w:val="8"/>
+        <w:pStyle w:val="9"/>
+        <w:framePr w:wrap="auto" w:vAnchor="margin" w:hAnchor="text" w:yAlign="inline"/>
+        <w:bidi w:val="0"/>
+      </w:pPr>
+    </w:p>
+    <w:p>
+      <w:pPr>
+        <w:pStyle w:val="9"/>
         <w:framePr w:wrap="auto" w:vAnchor="margin" w:hAnchor="text" w:yAlign="inline"/>
         <w:bidi w:val="0"/>
       </w:pPr>
@@ -533,14 +533,14 @@
     </w:p>
     <w:p>
       <w:pPr>
-        <w:pStyle w:val="8"/>
-        <w:framePr w:wrap="auto" w:vAnchor="margin" w:hAnchor="text" w:yAlign="inline"/>
-        <w:bidi w:val="0"/>
-      </w:pPr>
-    </w:p>
-    <w:p>
-      <w:pPr>
-        <w:pStyle w:val="8"/>
+        <w:pStyle w:val="9"/>
+        <w:framePr w:wrap="auto" w:vAnchor="margin" w:hAnchor="text" w:yAlign="inline"/>
+        <w:bidi w:val="0"/>
+      </w:pPr>
+    </w:p>
+    <w:p>
+      <w:pPr>
+        <w:pStyle w:val="9"/>
         <w:framePr w:wrap="auto" w:vAnchor="margin" w:hAnchor="text" w:yAlign="inline"/>
         <w:bidi w:val="0"/>
         <w:rPr>
@@ -558,7 +558,7 @@
     </w:p>
     <w:p>
       <w:pPr>
-        <w:pStyle w:val="8"/>
+        <w:pStyle w:val="9"/>
         <w:framePr w:wrap="auto" w:vAnchor="margin" w:hAnchor="text" w:yAlign="inline"/>
         <w:numPr>
           <w:ilvl w:val="0"/>
@@ -580,7 +580,7 @@
     </w:p>
     <w:p>
       <w:pPr>
-        <w:pStyle w:val="8"/>
+        <w:pStyle w:val="9"/>
         <w:framePr w:wrap="auto" w:vAnchor="margin" w:hAnchor="text" w:yAlign="inline"/>
         <w:numPr>
           <w:ilvl w:val="1"/>
@@ -596,7 +596,7 @@
     </w:p>
     <w:p>
       <w:pPr>
-        <w:pStyle w:val="8"/>
+        <w:pStyle w:val="9"/>
         <w:framePr w:wrap="auto" w:vAnchor="margin" w:hAnchor="text" w:yAlign="inline"/>
         <w:numPr>
           <w:ilvl w:val="1"/>
@@ -612,7 +612,7 @@
     </w:p>
     <w:p>
       <w:pPr>
-        <w:pStyle w:val="8"/>
+        <w:pStyle w:val="9"/>
         <w:framePr w:wrap="auto" w:vAnchor="margin" w:hAnchor="text" w:yAlign="inline"/>
         <w:numPr>
           <w:ilvl w:val="0"/>
@@ -635,7 +635,7 @@
     </w:p>
     <w:p>
       <w:pPr>
-        <w:pStyle w:val="8"/>
+        <w:pStyle w:val="9"/>
         <w:framePr w:wrap="auto" w:vAnchor="margin" w:hAnchor="text" w:yAlign="inline"/>
         <w:numPr>
           <w:ilvl w:val="1"/>
@@ -658,7 +658,7 @@
     </w:p>
     <w:p>
       <w:pPr>
-        <w:pStyle w:val="8"/>
+        <w:pStyle w:val="9"/>
         <w:framePr w:wrap="auto" w:vAnchor="margin" w:hAnchor="text" w:yAlign="inline"/>
         <w:numPr>
           <w:ilvl w:val="0"/>
@@ -674,7 +674,7 @@
     </w:p>
     <w:p>
       <w:pPr>
-        <w:pStyle w:val="8"/>
+        <w:pStyle w:val="9"/>
         <w:keepNext w:val="0"/>
         <w:keepLines w:val="0"/>
         <w:pageBreakBefore w:val="0"/>
@@ -707,7 +707,7 @@
     </w:p>
     <w:p>
       <w:pPr>
-        <w:pStyle w:val="8"/>
+        <w:pStyle w:val="9"/>
         <w:keepNext w:val="0"/>
         <w:keepLines w:val="0"/>
         <w:pageBreakBefore w:val="0"/>
@@ -747,7 +747,7 @@
     </w:p>
     <w:p>
       <w:pPr>
-        <w:pStyle w:val="8"/>
+        <w:pStyle w:val="9"/>
         <w:keepNext w:val="0"/>
         <w:keepLines w:val="0"/>
         <w:pageBreakBefore w:val="0"/>
@@ -787,7 +787,7 @@
     </w:p>
     <w:p>
       <w:pPr>
-        <w:pStyle w:val="8"/>
+        <w:pStyle w:val="9"/>
         <w:keepNext w:val="0"/>
         <w:keepLines w:val="0"/>
         <w:pageBreakBefore w:val="0"/>
@@ -827,7 +827,7 @@
     </w:p>
     <w:p>
       <w:pPr>
-        <w:pStyle w:val="8"/>
+        <w:pStyle w:val="9"/>
         <w:keepNext w:val="0"/>
         <w:keepLines w:val="0"/>
         <w:pageBreakBefore w:val="0"/>
@@ -867,7 +867,7 @@
     </w:p>
     <w:p>
       <w:pPr>
-        <w:pStyle w:val="8"/>
+        <w:pStyle w:val="9"/>
         <w:keepNext w:val="0"/>
         <w:keepLines w:val="0"/>
         <w:pageBreakBefore w:val="0"/>
@@ -900,14 +900,14 @@
     </w:p>
     <w:p>
       <w:pPr>
-        <w:pStyle w:val="8"/>
-        <w:framePr w:wrap="auto" w:vAnchor="margin" w:hAnchor="text" w:yAlign="inline"/>
-        <w:bidi w:val="0"/>
-      </w:pPr>
-    </w:p>
-    <w:p>
-      <w:pPr>
-        <w:pStyle w:val="8"/>
+        <w:pStyle w:val="9"/>
+        <w:framePr w:wrap="auto" w:vAnchor="margin" w:hAnchor="text" w:yAlign="inline"/>
+        <w:bidi w:val="0"/>
+      </w:pPr>
+    </w:p>
+    <w:p>
+      <w:pPr>
+        <w:pStyle w:val="9"/>
         <w:framePr w:wrap="auto" w:vAnchor="margin" w:hAnchor="text" w:yAlign="inline"/>
         <w:bidi w:val="0"/>
       </w:pPr>
@@ -920,7 +920,7 @@
     </w:p>
     <w:p>
       <w:pPr>
-        <w:pStyle w:val="8"/>
+        <w:pStyle w:val="9"/>
         <w:framePr w:wrap="auto" w:vAnchor="margin" w:hAnchor="text" w:yAlign="inline"/>
         <w:numPr>
           <w:ilvl w:val="0"/>
@@ -1042,7 +1042,7 @@
     </w:p>
     <w:p>
       <w:pPr>
-        <w:pStyle w:val="8"/>
+        <w:pStyle w:val="9"/>
         <w:framePr w:wrap="auto" w:vAnchor="margin" w:hAnchor="text" w:yAlign="inline"/>
         <w:numPr>
           <w:ilvl w:val="0"/>
@@ -1067,7 +1067,7 @@
     </w:p>
     <w:p>
       <w:pPr>
-        <w:pStyle w:val="8"/>
+        <w:pStyle w:val="9"/>
         <w:framePr w:wrap="auto" w:vAnchor="margin" w:hAnchor="text" w:yAlign="inline"/>
         <w:numPr>
           <w:ilvl w:val="0"/>
@@ -1084,7 +1084,7 @@
     </w:p>
     <w:p>
       <w:pPr>
-        <w:pStyle w:val="8"/>
+        <w:pStyle w:val="9"/>
         <w:framePr w:wrap="auto" w:vAnchor="margin" w:hAnchor="text" w:yAlign="inline"/>
         <w:bidi w:val="0"/>
         <w:rPr>
@@ -1096,21 +1096,21 @@
     </w:p>
     <w:p>
       <w:pPr>
-        <w:pStyle w:val="8"/>
-        <w:framePr w:wrap="auto" w:vAnchor="margin" w:hAnchor="text" w:yAlign="inline"/>
-        <w:bidi w:val="0"/>
-      </w:pPr>
-    </w:p>
-    <w:p>
-      <w:pPr>
-        <w:pStyle w:val="8"/>
-        <w:framePr w:wrap="auto" w:vAnchor="margin" w:hAnchor="text" w:yAlign="inline"/>
-        <w:bidi w:val="0"/>
-      </w:pPr>
-    </w:p>
-    <w:p>
-      <w:pPr>
-        <w:pStyle w:val="8"/>
+        <w:pStyle w:val="9"/>
+        <w:framePr w:wrap="auto" w:vAnchor="margin" w:hAnchor="text" w:yAlign="inline"/>
+        <w:bidi w:val="0"/>
+      </w:pPr>
+    </w:p>
+    <w:p>
+      <w:pPr>
+        <w:pStyle w:val="9"/>
+        <w:framePr w:wrap="auto" w:vAnchor="margin" w:hAnchor="text" w:yAlign="inline"/>
+        <w:bidi w:val="0"/>
+      </w:pPr>
+    </w:p>
+    <w:p>
+      <w:pPr>
+        <w:pStyle w:val="9"/>
         <w:framePr w:wrap="auto" w:vAnchor="margin" w:hAnchor="text" w:yAlign="inline"/>
         <w:bidi w:val="0"/>
       </w:pPr>
@@ -1123,7 +1123,7 @@
     </w:p>
     <w:p>
       <w:pPr>
-        <w:pStyle w:val="8"/>
+        <w:pStyle w:val="9"/>
         <w:framePr w:wrap="auto" w:vAnchor="margin" w:hAnchor="text" w:yAlign="inline"/>
         <w:numPr>
           <w:ilvl w:val="0"/>
@@ -1270,7 +1270,7 @@
     </w:p>
     <w:p>
       <w:pPr>
-        <w:pStyle w:val="8"/>
+        <w:pStyle w:val="9"/>
         <w:framePr w:wrap="auto" w:vAnchor="margin" w:hAnchor="text" w:yAlign="inline"/>
         <w:numPr>
           <w:ilvl w:val="1"/>
@@ -1294,7 +1294,7 @@
     </w:p>
     <w:p>
       <w:pPr>
-        <w:pStyle w:val="8"/>
+        <w:pStyle w:val="9"/>
         <w:framePr w:wrap="auto" w:vAnchor="margin" w:hAnchor="text" w:yAlign="inline"/>
         <w:numPr>
           <w:ilvl w:val="0"/>
@@ -1318,7 +1318,7 @@
     </w:p>
     <w:p>
       <w:pPr>
-        <w:pStyle w:val="8"/>
+        <w:pStyle w:val="9"/>
         <w:framePr w:wrap="auto" w:vAnchor="margin" w:hAnchor="text" w:yAlign="inline"/>
         <w:numPr>
           <w:ilvl w:val="1"/>
@@ -1343,7 +1343,7 @@
     </w:p>
     <w:p>
       <w:pPr>
-        <w:pStyle w:val="8"/>
+        <w:pStyle w:val="9"/>
         <w:framePr w:wrap="auto" w:vAnchor="margin" w:hAnchor="text" w:yAlign="inline"/>
         <w:numPr>
           <w:ilvl w:val="2"/>
@@ -1368,7 +1368,7 @@
     </w:p>
     <w:p>
       <w:pPr>
-        <w:pStyle w:val="8"/>
+        <w:pStyle w:val="9"/>
         <w:framePr w:wrap="auto" w:vAnchor="margin" w:hAnchor="text" w:yAlign="inline"/>
         <w:numPr>
           <w:ilvl w:val="2"/>
@@ -1393,7 +1393,7 @@
     </w:p>
     <w:p>
       <w:pPr>
-        <w:pStyle w:val="8"/>
+        <w:pStyle w:val="9"/>
         <w:framePr w:wrap="auto" w:vAnchor="margin" w:hAnchor="text" w:yAlign="inline"/>
         <w:numPr>
           <w:ilvl w:val="1"/>
@@ -1418,7 +1418,7 @@
     </w:p>
     <w:p>
       <w:pPr>
-        <w:pStyle w:val="8"/>
+        <w:pStyle w:val="9"/>
         <w:framePr w:wrap="auto" w:vAnchor="margin" w:hAnchor="text" w:yAlign="inline"/>
         <w:numPr>
           <w:ilvl w:val="1"/>
@@ -1443,7 +1443,7 @@
     </w:p>
     <w:p>
       <w:pPr>
-        <w:pStyle w:val="8"/>
+        <w:pStyle w:val="9"/>
         <w:framePr w:wrap="auto" w:vAnchor="margin" w:hAnchor="text" w:yAlign="inline"/>
         <w:numPr>
           <w:ilvl w:val="0"/>
@@ -1467,7 +1467,7 @@
     </w:p>
     <w:p>
       <w:pPr>
-        <w:pStyle w:val="8"/>
+        <w:pStyle w:val="9"/>
         <w:framePr w:wrap="auto" w:vAnchor="margin" w:hAnchor="text" w:yAlign="inline"/>
         <w:numPr>
           <w:ilvl w:val="0"/>
@@ -1484,7 +1484,7 @@
     </w:p>
     <w:p>
       <w:pPr>
-        <w:pStyle w:val="8"/>
+        <w:pStyle w:val="9"/>
         <w:framePr w:wrap="auto" w:vAnchor="margin" w:hAnchor="text" w:yAlign="inline"/>
         <w:numPr>
           <w:ilvl w:val="0"/>
@@ -1509,7 +1509,7 @@
     </w:p>
     <w:p>
       <w:pPr>
-        <w:pStyle w:val="8"/>
+        <w:pStyle w:val="9"/>
         <w:framePr w:wrap="auto" w:vAnchor="margin" w:hAnchor="text" w:yAlign="inline"/>
         <w:numPr>
           <w:ilvl w:val="0"/>
@@ -1534,7 +1534,7 @@
     </w:p>
     <w:p>
       <w:pPr>
-        <w:pStyle w:val="8"/>
+        <w:pStyle w:val="9"/>
         <w:keepNext w:val="0"/>
         <w:keepLines w:val="0"/>
         <w:pageBreakBefore w:val="0"/>
@@ -1581,7 +1581,7 @@
     </w:p>
     <w:tbl>
       <w:tblPr>
-        <w:tblStyle w:val="3"/>
+        <w:tblStyle w:val="4"/>
         <w:tblW w:w="0" w:type="auto"/>
         <w:tblCellSpacing w:w="15" w:type="dxa"/>
         <w:tblInd w:w="0" w:type="dxa"/>
@@ -2112,7 +2112,7 @@
             </w:pPr>
             <w:r>
               <w:rPr>
-                <w:rStyle w:val="5"/>
+                <w:rStyle w:val="6"/>
                 <w:rFonts w:ascii="宋体" w:hAnsi="宋体" w:eastAsia="宋体" w:cs="宋体"/>
                 <w:b w:val="0"/>
                 <w:bCs w:val="0"/>
@@ -2389,7 +2389,7 @@
             </w:pPr>
             <w:r>
               <w:rPr>
-                <w:rStyle w:val="5"/>
+                <w:rStyle w:val="6"/>
                 <w:rFonts w:ascii="宋体" w:hAnsi="宋体" w:eastAsia="宋体" w:cs="宋体"/>
                 <w:b w:val="0"/>
                 <w:bCs w:val="0"/>
@@ -2666,7 +2666,7 @@
             </w:pPr>
             <w:r>
               <w:rPr>
-                <w:rStyle w:val="5"/>
+                <w:rStyle w:val="6"/>
                 <w:rFonts w:ascii="宋体" w:hAnsi="宋体" w:eastAsia="宋体" w:cs="宋体"/>
                 <w:b w:val="0"/>
                 <w:bCs w:val="0"/>
@@ -2943,7 +2943,7 @@
             </w:pPr>
             <w:r>
               <w:rPr>
-                <w:rStyle w:val="5"/>
+                <w:rStyle w:val="6"/>
                 <w:rFonts w:ascii="宋体" w:hAnsi="宋体" w:eastAsia="宋体" w:cs="宋体"/>
                 <w:b w:val="0"/>
                 <w:bCs w:val="0"/>
@@ -3220,7 +3220,7 @@
             </w:pPr>
             <w:r>
               <w:rPr>
-                <w:rStyle w:val="5"/>
+                <w:rStyle w:val="6"/>
                 <w:rFonts w:ascii="宋体" w:hAnsi="宋体" w:eastAsia="宋体" w:cs="宋体"/>
                 <w:b w:val="0"/>
                 <w:bCs w:val="0"/>
@@ -3497,7 +3497,7 @@
             </w:pPr>
             <w:r>
               <w:rPr>
-                <w:rStyle w:val="5"/>
+                <w:rStyle w:val="6"/>
                 <w:rFonts w:ascii="宋体" w:hAnsi="宋体" w:eastAsia="宋体" w:cs="宋体"/>
                 <w:b w:val="0"/>
                 <w:bCs w:val="0"/>
@@ -3575,7 +3575,7 @@
     </w:tbl>
     <w:p>
       <w:pPr>
-        <w:pStyle w:val="8"/>
+        <w:pStyle w:val="9"/>
         <w:keepNext w:val="0"/>
         <w:keepLines w:val="0"/>
         <w:pageBreakBefore w:val="0"/>
@@ -3609,7 +3609,7 @@
     </w:p>
     <w:p>
       <w:pPr>
-        <w:pStyle w:val="8"/>
+        <w:pStyle w:val="9"/>
         <w:keepNext w:val="0"/>
         <w:keepLines w:val="0"/>
         <w:pageBreakBefore w:val="0"/>
@@ -3651,7 +3651,7 @@
     </w:p>
     <w:p>
       <w:pPr>
-        <w:pStyle w:val="8"/>
+        <w:pStyle w:val="9"/>
         <w:keepNext w:val="0"/>
         <w:keepLines w:val="0"/>
         <w:pageBreakBefore w:val="0"/>
@@ -3693,7 +3693,7 @@
     </w:p>
     <w:p>
       <w:pPr>
-        <w:pStyle w:val="8"/>
+        <w:pStyle w:val="9"/>
         <w:keepNext w:val="0"/>
         <w:keepLines w:val="0"/>
         <w:pageBreakBefore w:val="0"/>
@@ -3735,7 +3735,7 @@
     </w:p>
     <w:p>
       <w:pPr>
-        <w:pStyle w:val="8"/>
+        <w:pStyle w:val="9"/>
         <w:keepNext w:val="0"/>
         <w:keepLines w:val="0"/>
         <w:pageBreakBefore w:val="0"/>
@@ -3769,7 +3769,7 @@
     </w:p>
     <w:p>
       <w:pPr>
-        <w:pStyle w:val="8"/>
+        <w:pStyle w:val="9"/>
         <w:keepNext w:val="0"/>
         <w:keepLines w:val="0"/>
         <w:pageBreakBefore w:val="0"/>
@@ -3811,7 +3811,7 @@
     </w:p>
     <w:p>
       <w:pPr>
-        <w:pStyle w:val="8"/>
+        <w:pStyle w:val="9"/>
         <w:keepNext w:val="0"/>
         <w:keepLines w:val="0"/>
         <w:pageBreakBefore w:val="0"/>
@@ -3845,7 +3845,7 @@
     </w:p>
     <w:p>
       <w:pPr>
-        <w:pStyle w:val="8"/>
+        <w:pStyle w:val="9"/>
         <w:keepNext w:val="0"/>
         <w:keepLines w:val="0"/>
         <w:pageBreakBefore w:val="0"/>
@@ -3887,7 +3887,7 @@
     </w:p>
     <w:p>
       <w:pPr>
-        <w:pStyle w:val="8"/>
+        <w:pStyle w:val="9"/>
         <w:keepNext w:val="0"/>
         <w:keepLines w:val="0"/>
         <w:pageBreakBefore w:val="0"/>
@@ -3929,7 +3929,7 @@
     </w:p>
     <w:p>
       <w:pPr>
-        <w:pStyle w:val="8"/>
+        <w:pStyle w:val="9"/>
         <w:keepNext w:val="0"/>
         <w:keepLines w:val="0"/>
         <w:pageBreakBefore w:val="0"/>
@@ -3971,7 +3971,7 @@
     </w:p>
     <w:p>
       <w:pPr>
-        <w:pStyle w:val="8"/>
+        <w:pStyle w:val="9"/>
         <w:keepNext w:val="0"/>
         <w:keepLines w:val="0"/>
         <w:pageBreakBefore w:val="0"/>
@@ -4013,7 +4013,7 @@
     </w:p>
     <w:p>
       <w:pPr>
-        <w:pStyle w:val="8"/>
+        <w:pStyle w:val="9"/>
         <w:keepNext w:val="0"/>
         <w:keepLines w:val="0"/>
         <w:pageBreakBefore w:val="0"/>
@@ -4055,7 +4055,7 @@
     </w:p>
     <w:p>
       <w:pPr>
-        <w:pStyle w:val="8"/>
+        <w:pStyle w:val="9"/>
         <w:keepNext w:val="0"/>
         <w:keepLines w:val="0"/>
         <w:pageBreakBefore w:val="0"/>
@@ -4089,7 +4089,7 @@
     </w:p>
     <w:p>
       <w:pPr>
-        <w:pStyle w:val="8"/>
+        <w:pStyle w:val="9"/>
         <w:keepNext w:val="0"/>
         <w:keepLines w:val="0"/>
         <w:pageBreakBefore w:val="0"/>
@@ -4131,7 +4131,7 @@
     </w:p>
     <w:p>
       <w:pPr>
-        <w:pStyle w:val="8"/>
+        <w:pStyle w:val="9"/>
         <w:keepNext w:val="0"/>
         <w:keepLines w:val="0"/>
         <w:pageBreakBefore w:val="0"/>
@@ -4165,7 +4165,7 @@
     </w:p>
     <w:p>
       <w:pPr>
-        <w:pStyle w:val="8"/>
+        <w:pStyle w:val="9"/>
         <w:keepNext w:val="0"/>
         <w:keepLines w:val="0"/>
         <w:pageBreakBefore w:val="0"/>
@@ -4207,7 +4207,7 @@
     </w:p>
     <w:p>
       <w:pPr>
-        <w:pStyle w:val="8"/>
+        <w:pStyle w:val="9"/>
         <w:keepNext w:val="0"/>
         <w:keepLines w:val="0"/>
         <w:pageBreakBefore w:val="0"/>
@@ -4241,7 +4241,7 @@
     </w:p>
     <w:p>
       <w:pPr>
-        <w:pStyle w:val="8"/>
+        <w:pStyle w:val="9"/>
         <w:keepNext w:val="0"/>
         <w:keepLines w:val="0"/>
         <w:pageBreakBefore w:val="0"/>
@@ -4275,7 +4275,7 @@
     </w:p>
     <w:p>
       <w:pPr>
-        <w:pStyle w:val="8"/>
+        <w:pStyle w:val="9"/>
         <w:keepNext w:val="0"/>
         <w:keepLines w:val="0"/>
         <w:pageBreakBefore w:val="0"/>
@@ -4300,11 +4300,6 @@
         <w:ind w:right="0" w:rightChars="0"/>
         <w:jc w:val="left"/>
         <w:outlineLvl w:val="9"/>
-        <w:rPr>
-          <w:rFonts w:hint="default" w:ascii="PingFang SC Regular" w:hAnsi="PingFang SC Regular" w:eastAsia="Arial Unicode MS"/>
-          <w:rtl w:val="0"/>
-          <w:lang w:val="en-US" w:eastAsia="zh-CN"/>
-        </w:rPr>
       </w:pPr>
       <w:r>
         <w:drawing>
@@ -4349,9 +4344,262 @@
           </wp:inline>
         </w:drawing>
       </w:r>
+    </w:p>
+    <w:p>
+      <w:pPr>
+        <w:pStyle w:val="9"/>
+        <w:keepNext w:val="0"/>
+        <w:keepLines w:val="0"/>
+        <w:pageBreakBefore w:val="0"/>
+        <w:framePr w:wrap="auto" w:vAnchor="margin" w:hAnchor="text" w:yAlign="inline"/>
+        <w:widowControl/>
+        <w:numPr>
+          <w:ilvl w:val="0"/>
+          <w:numId w:val="0"/>
+        </w:numPr>
+        <w:suppressLineNumbers w:val="0"/>
+        <w:pBdr>
+          <w:top w:val="none" w:color="auto" w:sz="0" w:space="0"/>
+          <w:left w:val="none" w:color="auto" w:sz="0" w:space="0"/>
+          <w:bottom w:val="none" w:color="auto" w:sz="0" w:space="0"/>
+          <w:right w:val="none" w:color="auto" w:sz="0" w:space="0"/>
+          <w:between w:val="none" w:color="auto" w:sz="0" w:space="0"/>
+        </w:pBdr>
+        <w:shd w:val="clear" w:color="auto" w:fill="auto"/>
+        <w:suppressAutoHyphens w:val="0"/>
+        <w:bidi w:val="0"/>
+        <w:spacing w:before="0" w:beforeAutospacing="0" w:after="0" w:afterAutospacing="0" w:line="240" w:lineRule="auto"/>
+        <w:ind w:right="0" w:rightChars="0"/>
+        <w:jc w:val="left"/>
+        <w:outlineLvl w:val="9"/>
+      </w:pPr>
+    </w:p>
+    <w:p>
+      <w:pPr>
+        <w:pStyle w:val="3"/>
+        <w:keepNext w:val="0"/>
+        <w:keepLines w:val="0"/>
+        <w:widowControl/>
+        <w:suppressLineNumbers w:val="0"/>
+      </w:pPr>
       <w:bookmarkStart w:id="0" w:name="_GoBack"/>
-      <w:bookmarkEnd w:id="0"/>
-    </w:p>
+      <w:r>
+        <w:t>我要写代码，通过三轮查询元数据面向三个存储空间后获取数据地址，然后发起数据传输，不需要实现元数据查找的逻辑，采用直接return默认值的方式实现。代码使用cpp，需要有client，sever两个cpp文件，一个h文件和一个ut测试文件。</w:t>
+      </w:r>
+    </w:p>
+    <w:p>
+      <w:pPr>
+        <w:pStyle w:val="3"/>
+        <w:keepNext w:val="0"/>
+        <w:keepLines w:val="0"/>
+        <w:widowControl/>
+        <w:suppressLineNumbers w:val="0"/>
+      </w:pPr>
+      <w:r>
+        <w:t>client包括前两次查找，server包括第三次查找。</w:t>
+      </w:r>
+    </w:p>
+    <w:p>
+      <w:pPr>
+        <w:pStyle w:val="3"/>
+        <w:keepNext w:val="0"/>
+        <w:keepLines w:val="0"/>
+        <w:widowControl/>
+        <w:suppressLineNumbers w:val="0"/>
+      </w:pPr>
+      <w:r>
+        <w:t>第一次查询输入一组线性key，key=（str reqid，u32 ayerid，u32 list tokenid）排列为有序递增数组，其中tokenid是list或者vector；输出是两个list，第一个是命中list，命中list包含本地的DRAM地址，对命中list发起多次从DRAM到NPU的HBM传输。一个是非命中list，对</w:t>
+      </w:r>
+      <w:r>
+        <w:rPr>
+          <w:rFonts w:hint="eastAsia"/>
+          <w:lang w:val="en-US" w:eastAsia="zh-CN"/>
+        </w:rPr>
+        <w:t>非命中</w:t>
+      </w:r>
+      <w:r>
+        <w:t>序列做预处理，间隔特定值，例如16作为一组，但输入是离散的，每一组可能有0到16个</w:t>
+      </w:r>
+      <w:r>
+        <w:rPr>
+          <w:rFonts w:hint="eastAsia"/>
+          <w:lang w:val="en-US" w:eastAsia="zh-CN"/>
+        </w:rPr>
+        <w:t>非命中的</w:t>
+      </w:r>
+      <w:r>
+        <w:t>数据，每组数据记录为一个bitmap非命中的list结合bitmap，整理为多组请求，每组第一个请求组成新的key1 list用于后续聚合传输</w:t>
+      </w:r>
+      <w:r>
+        <w:rPr>
+          <w:rFonts w:hint="eastAsia"/>
+          <w:lang w:eastAsia="zh-CN"/>
+        </w:rPr>
+        <w:t>，</w:t>
+      </w:r>
+      <w:r>
+        <w:rPr>
+          <w:rFonts w:hint="eastAsia"/>
+          <w:lang w:val="en-US" w:eastAsia="zh-CN"/>
+        </w:rPr>
+        <w:t>后续token可以记录为首个token的差分偏移，用于后续数据传输</w:t>
+      </w:r>
+      <w:r>
+        <w:t>。</w:t>
+      </w:r>
+    </w:p>
+    <w:p>
+      <w:pPr>
+        <w:pStyle w:val="3"/>
+        <w:keepNext w:val="0"/>
+        <w:keepLines w:val="0"/>
+        <w:widowControl/>
+        <w:suppressLineNumbers w:val="0"/>
+        <w:rPr>
+          <w:rFonts w:hint="default" w:eastAsia="Arial Unicode MS"/>
+          <w:lang w:val="en-US" w:eastAsia="zh-CN"/>
+        </w:rPr>
+      </w:pPr>
+      <w:r>
+        <w:rPr>
+          <w:rFonts w:hint="eastAsia"/>
+          <w:lang w:val="en-US" w:eastAsia="zh-CN"/>
+        </w:rPr>
+        <w:t>第二次查询输入是非命中聚合的key，key1</w:t>
+      </w:r>
+      <w:r>
+        <w:t>=（str reqid，u32 ayerid，u32 list tokenid</w:t>
+      </w:r>
+      <w:r>
+        <w:rPr>
+          <w:rFonts w:hint="eastAsia"/>
+          <w:lang w:val="en-US" w:eastAsia="zh-CN"/>
+        </w:rPr>
+        <w:t>-unmap</w:t>
+      </w:r>
+      <w:r>
+        <w:t>）</w:t>
+      </w:r>
+      <w:r>
+        <w:rPr>
+          <w:rFonts w:hint="eastAsia"/>
+          <w:lang w:val="en-US" w:eastAsia="zh-CN"/>
+        </w:rPr>
+        <w:t>，输出</w:t>
+      </w:r>
+      <w:r>
+        <w:t>包含key转换出的hash key和数据所在ip地址</w:t>
+      </w:r>
+      <w:r>
+        <w:rPr>
+          <w:rFonts w:hint="eastAsia"/>
+          <w:lang w:eastAsia="zh-CN"/>
+        </w:rPr>
+        <w:t>。</w:t>
+      </w:r>
+      <w:r>
+        <w:rPr>
+          <w:rFonts w:hint="eastAsia"/>
+          <w:lang w:val="en-US" w:eastAsia="zh-CN"/>
+        </w:rPr>
+        <w:t>通过ip地址查找数据所在是本地还是远端物理服务器。预留接口，但本次只实现本地ip命中的功能，可以通过函数调用实现，等同于通过类似NoF或者基于RDMA双边实现远程输出传输。</w:t>
+      </w:r>
+    </w:p>
+    <w:p>
+      <w:pPr>
+        <w:pStyle w:val="3"/>
+        <w:keepNext w:val="0"/>
+        <w:keepLines w:val="0"/>
+        <w:widowControl/>
+        <w:suppressLineNumbers w:val="0"/>
+        <w:rPr>
+          <w:rFonts w:hint="eastAsia"/>
+          <w:lang w:val="en-US" w:eastAsia="zh-CN"/>
+        </w:rPr>
+      </w:pPr>
+      <w:r>
+        <w:t>client完成两次元数据查询后第三次元数据查询</w:t>
+      </w:r>
+      <w:r>
+        <w:rPr>
+          <w:rFonts w:hint="eastAsia"/>
+          <w:lang w:eastAsia="zh-CN"/>
+        </w:rPr>
+        <w:t>，</w:t>
+      </w:r>
+      <w:r>
+        <w:rPr>
+          <w:rFonts w:hint="eastAsia"/>
+          <w:lang w:val="en-US" w:eastAsia="zh-CN"/>
+        </w:rPr>
+        <w:t>在</w:t>
+      </w:r>
+      <w:r>
+        <w:t>server</w:t>
+      </w:r>
+      <w:r>
+        <w:rPr>
+          <w:rFonts w:hint="eastAsia"/>
+          <w:lang w:val="en-US" w:eastAsia="zh-CN"/>
+        </w:rPr>
+        <w:t>通过每组的hash key进行查找，返回DRAM地址或SSD LBA，本次实现DRAM到HBM数据传输，可以复用第一次查询元数据后的数据传输接口。传输时将首个token和偏移指向的token通过gather操作发起传输，gather底层可以是单次网络gather原语传输，也可以是多次独立传输。</w:t>
+      </w:r>
+    </w:p>
+    <w:p>
+      <w:pPr>
+        <w:pStyle w:val="3"/>
+        <w:keepNext w:val="0"/>
+        <w:keepLines w:val="0"/>
+        <w:widowControl/>
+        <w:suppressLineNumbers w:val="0"/>
+        <w:rPr>
+          <w:rFonts w:hint="default"/>
+          <w:lang w:val="en-US" w:eastAsia="zh-CN"/>
+        </w:rPr>
+      </w:pPr>
+      <w:r>
+        <w:rPr>
+          <w:rFonts w:hint="eastAsia"/>
+          <w:lang w:val="en-US" w:eastAsia="zh-CN"/>
+        </w:rPr>
+        <w:t>单个token大小可以配置，先按照576B测试，ut要覆盖传输的基本功能，传输到hbm可以先用传输到另外一块内存地址做额外的测试。</w:t>
+      </w:r>
+    </w:p>
+    <w:p>
+      <w:pPr>
+        <w:pStyle w:val="9"/>
+        <w:keepNext w:val="0"/>
+        <w:keepLines w:val="0"/>
+        <w:pageBreakBefore w:val="0"/>
+        <w:framePr w:wrap="auto" w:vAnchor="margin" w:hAnchor="text" w:yAlign="inline"/>
+        <w:widowControl/>
+        <w:numPr>
+          <w:ilvl w:val="0"/>
+          <w:numId w:val="0"/>
+        </w:numPr>
+        <w:suppressLineNumbers w:val="0"/>
+        <w:pBdr>
+          <w:top w:val="none" w:color="auto" w:sz="0" w:space="0"/>
+          <w:left w:val="none" w:color="auto" w:sz="0" w:space="0"/>
+          <w:bottom w:val="none" w:color="auto" w:sz="0" w:space="0"/>
+          <w:right w:val="none" w:color="auto" w:sz="0" w:space="0"/>
+          <w:between w:val="none" w:color="auto" w:sz="0" w:space="0"/>
+        </w:pBdr>
+        <w:shd w:val="clear" w:color="auto" w:fill="auto"/>
+        <w:suppressAutoHyphens w:val="0"/>
+        <w:bidi w:val="0"/>
+        <w:spacing w:before="0" w:beforeAutospacing="0" w:after="0" w:afterAutospacing="0" w:line="240" w:lineRule="auto"/>
+        <w:ind w:right="0" w:rightChars="0"/>
+        <w:jc w:val="left"/>
+        <w:outlineLvl w:val="9"/>
+        <w:rPr>
+          <w:rFonts w:hint="default"/>
+          <w:rtl w:val="0"/>
+          <w:lang w:val="en-US" w:eastAsia="zh-CN"/>
+        </w:rPr>
+      </w:pPr>
+    </w:p>
+    <w:bookmarkEnd w:id="0"/>
     <w:sectPr>
       <w:headerReference r:id="rId5" w:type="default"/>
       <w:footerReference r:id="rId6" w:type="default"/>
@@ -5204,11 +5452,11 @@
       <w:lang w:val="en-US" w:eastAsia="zh-CN" w:bidi="ar"/>
     </w:rPr>
   </w:style>
-  <w:style w:type="character" w:default="1" w:styleId="4">
+  <w:style w:type="character" w:default="1" w:styleId="5">
     <w:name w:val="Default Paragraph Font"/>
     <w:uiPriority w:val="0"/>
   </w:style>
-  <w:style w:type="table" w:default="1" w:styleId="3">
+  <w:style w:type="table" w:default="1" w:styleId="4">
     <w:name w:val="Normal Table"/>
     <w:semiHidden/>
     <w:uiPriority w:val="0"/>
@@ -5221,23 +5469,38 @@
       </w:tblCellMar>
     </w:tblPr>
   </w:style>
-  <w:style w:type="character" w:styleId="5">
+  <w:style w:type="paragraph" w:styleId="3">
+    <w:name w:val="Normal (Web)"/>
+    <w:basedOn w:val="1"/>
+    <w:uiPriority w:val="0"/>
+    <w:pPr>
+      <w:spacing w:before="0" w:beforeAutospacing="1" w:after="0" w:afterAutospacing="1"/>
+      <w:ind w:left="0" w:right="0"/>
+      <w:jc w:val="left"/>
+    </w:pPr>
+    <w:rPr>
+      <w:kern w:val="0"/>
+      <w:sz w:val="24"/>
+      <w:lang w:val="en-US" w:eastAsia="zh-CN" w:bidi="ar"/>
+    </w:rPr>
+  </w:style>
+  <w:style w:type="character" w:styleId="6">
     <w:name w:val="Strong"/>
-    <w:basedOn w:val="4"/>
+    <w:basedOn w:val="5"/>
     <w:qFormat/>
     <w:uiPriority w:val="0"/>
     <w:rPr>
       <w:b/>
     </w:rPr>
   </w:style>
-  <w:style w:type="character" w:styleId="6">
+  <w:style w:type="character" w:styleId="7">
     <w:name w:val="Hyperlink"/>
     <w:uiPriority w:val="0"/>
     <w:rPr>
       <w:u w:val="single"/>
     </w:rPr>
   </w:style>
-  <w:style w:type="table" w:customStyle="1" w:styleId="7">
+  <w:style w:type="table" w:customStyle="1" w:styleId="8">
     <w:name w:val="Table Normal"/>
     <w:uiPriority w:val="0"/>
     <w:tblStylePr w:type="firstRow"/>
@@ -5253,7 +5516,7 @@
     <w:tblStylePr w:type="seCell"/>
     <w:tblStylePr w:type="swCell"/>
   </w:style>
-  <w:style w:type="paragraph" w:customStyle="1" w:styleId="8">
+  <w:style w:type="paragraph" w:customStyle="1" w:styleId="9">
     <w:name w:val="正文1"/>
     <w:uiPriority w:val="0"/>
     <w:pPr>
